--- a/proj/mid-semester-proj.docx
+++ b/proj/mid-semester-proj.docx
@@ -1,6 +1,6 @@
 
 <file path=word/document.xml><?xml version="1.0" encoding="utf-8"?>
-<w:document xmlns:wpc="http://schemas.microsoft.com/office/word/2010/wordprocessingCanvas" xmlns:cx="http://schemas.microsoft.com/office/drawing/2014/chartex" xmlns:cx1="http://schemas.microsoft.com/office/drawing/2015/9/8/chartex" xmlns:cx2="http://schemas.microsoft.com/office/drawing/2015/10/21/chartex" xmlns:cx3="http://schemas.microsoft.com/office/drawing/2016/5/9/chartex" xmlns:cx4="http://schemas.microsoft.com/office/drawing/2016/5/10/chartex" xmlns:cx5="http://schemas.microsoft.com/office/drawing/2016/5/11/chartex" xmlns:cx6="http://schemas.microsoft.com/office/drawing/2016/5/12/chartex" xmlns:cx7="http://schemas.microsoft.com/office/drawing/2016/5/13/chartex" xmlns:cx8="http://schemas.microsoft.com/office/drawing/2016/5/14/chartex" xmlns:mc="http://schemas.openxmlformats.org/markup-compatibility/2006" xmlns:aink="http://schemas.microsoft.com/office/drawing/2016/ink" xmlns:am3d="http://schemas.microsoft.com/office/drawing/2017/model3d" xmlns:o="urn:schemas-microsoft-com:office:office" xmlns:oel="http://schemas.microsoft.com/office/2019/extlst" xmlns:r="http://schemas.openxmlformats.org/officeDocument/2006/relationships" xmlns:m="http://schemas.openxmlformats.org/officeDocument/2006/math" xmlns:v="urn:schemas-microsoft-com:vml" xmlns:wp14="http://schemas.microsoft.com/office/word/2010/wordprocessingDrawing" xmlns:wp="http://schemas.openxmlformats.org/drawingml/2006/wordprocessingDrawing" xmlns:w10="urn:schemas-microsoft-com:office:word" xmlns:w="http://schemas.openxmlformats.org/wordprocessingml/2006/main" xmlns:w14="http://schemas.microsoft.com/office/word/2010/wordml" xmlns:w15="http://schemas.microsoft.com/office/word/2012/wordml" xmlns:w16cex="http://schemas.microsoft.com/office/word/2018/wordml/cex" xmlns:w16cid="http://schemas.microsoft.com/office/word/2016/wordml/cid" xmlns:w16="http://schemas.microsoft.com/office/word/2018/wordml" xmlns:w16du="http://schemas.microsoft.com/office/word/2023/wordml/word16du" xmlns:w16sdtdh="http://schemas.microsoft.com/office/word/2020/wordml/sdtdatahash" xmlns:w16se="http://schemas.microsoft.com/office/word/2015/wordml/symex" xmlns:wpg="http://schemas.microsoft.com/office/word/2010/wordprocessingGroup" xmlns:wpi="http://schemas.microsoft.com/office/word/2010/wordprocessingInk" xmlns:wne="http://schemas.microsoft.com/office/word/2006/wordml" xmlns:wps="http://schemas.microsoft.com/office/word/2010/wordprocessingShape" mc:Ignorable="w14 w15 w16se w16cid w16 w16cex w16sdtdh w16du wp14">
+<w:document xmlns:wpc="http://schemas.microsoft.com/office/word/2010/wordprocessingCanvas" xmlns:cx="http://schemas.microsoft.com/office/drawing/2014/chartex" xmlns:cx1="http://schemas.microsoft.com/office/drawing/2015/9/8/chartex" xmlns:cx2="http://schemas.microsoft.com/office/drawing/2015/10/21/chartex" xmlns:cx3="http://schemas.microsoft.com/office/drawing/2016/5/9/chartex" xmlns:cx4="http://schemas.microsoft.com/office/drawing/2016/5/10/chartex" xmlns:cx5="http://schemas.microsoft.com/office/drawing/2016/5/11/chartex" xmlns:cx6="http://schemas.microsoft.com/office/drawing/2016/5/12/chartex" xmlns:cx7="http://schemas.microsoft.com/office/drawing/2016/5/13/chartex" xmlns:cx8="http://schemas.microsoft.com/office/drawing/2016/5/14/chartex" xmlns:mc="http://schemas.openxmlformats.org/markup-compatibility/2006" xmlns:aink="http://schemas.microsoft.com/office/drawing/2016/ink" xmlns:am3d="http://schemas.microsoft.com/office/drawing/2017/model3d" xmlns:o="urn:schemas-microsoft-com:office:office" xmlns:oel="http://schemas.microsoft.com/office/2019/extlst" xmlns:r="http://schemas.openxmlformats.org/officeDocument/2006/relationships" xmlns:m="http://schemas.openxmlformats.org/officeDocument/2006/math" xmlns:v="urn:schemas-microsoft-com:vml" xmlns:wp14="http://schemas.microsoft.com/office/word/2010/wordprocessingDrawing" xmlns:wp="http://schemas.openxmlformats.org/drawingml/2006/wordprocessingDrawing" xmlns:w10="urn:schemas-microsoft-com:office:word" xmlns:w="http://schemas.openxmlformats.org/wordprocessingml/2006/main" xmlns:w14="http://schemas.microsoft.com/office/word/2010/wordml" xmlns:w15="http://schemas.microsoft.com/office/word/2012/wordml" xmlns:w16cex="http://schemas.microsoft.com/office/word/2018/wordml/cex" xmlns:w16cid="http://schemas.microsoft.com/office/word/2016/wordml/cid" xmlns:w16="http://schemas.microsoft.com/office/word/2018/wordml" xmlns:w16du="http://schemas.microsoft.com/office/word/2023/wordml/word16du" xmlns:w16sdtdh="http://schemas.microsoft.com/office/word/2020/wordml/sdtdatahash" xmlns:w16sdtfl="http://schemas.microsoft.com/office/word/2024/wordml/sdtformatlock" xmlns:w16se="http://schemas.microsoft.com/office/word/2015/wordml/symex" xmlns:wpg="http://schemas.microsoft.com/office/word/2010/wordprocessingGroup" xmlns:wpi="http://schemas.microsoft.com/office/word/2010/wordprocessingInk" xmlns:wne="http://schemas.microsoft.com/office/word/2006/wordml" xmlns:wps="http://schemas.microsoft.com/office/word/2010/wordprocessingShape" mc:Ignorable="w14 w15 w16se w16cid w16 w16cex w16sdtdh w16sdtfl w16du wp14">
   <w:body>
     <w:p>
       <w:pPr>
@@ -22,45 +22,41 @@
     </w:p>
     <w:p>
       <w:pPr>
-        <w:pStyle w:val="Subtitle"/>
-        <w:jc w:val="left"/>
+        <w:pStyle w:val="Heading1"/>
+        <w:rPr>
+          <w:sz w:val="36"/>
+          <w:szCs w:val="36"/>
+        </w:rPr>
       </w:pPr>
       <w:r>
-        <w:t>Fall</w:t>
+        <w:rPr>
+          <w:sz w:val="36"/>
+          <w:szCs w:val="36"/>
+        </w:rPr>
+        <w:t xml:space="preserve">Mid-semester Project: </w:t>
       </w:r>
       <w:r>
-        <w:t xml:space="preserve"> 2024</w:t>
+        <w:rPr>
+          <w:sz w:val="36"/>
+          <w:szCs w:val="36"/>
+        </w:rPr>
+        <w:t>State of the Art in VA</w:t>
       </w:r>
     </w:p>
     <w:p>
       <w:pPr>
-        <w:pStyle w:val="Heading1"/>
-        <w:rPr>
-          <w:sz w:val="36"/>
-          <w:szCs w:val="36"/>
+        <w:rPr>
+          <w:color w:val="C00000"/>
+          <w:sz w:val="24"/>
+          <w:szCs w:val="24"/>
         </w:rPr>
       </w:pPr>
       <w:r>
         <w:rPr>
-          <w:sz w:val="36"/>
-          <w:szCs w:val="36"/>
-        </w:rPr>
-        <w:t>Mid-semester Project: Visual Analytics “In the Wild”</w:t>
-      </w:r>
-    </w:p>
-    <w:p>
-      <w:pPr>
-        <w:rPr>
           <w:color w:val="C00000"/>
           <w:sz w:val="24"/>
           <w:szCs w:val="24"/>
-        </w:rPr>
-      </w:pPr>
-      <w:r>
-        <w:rPr>
-          <w:color w:val="C00000"/>
-          <w:sz w:val="24"/>
-          <w:szCs w:val="24"/>
+          <w:highlight w:val="yellow"/>
         </w:rPr>
         <w:t xml:space="preserve">This </w:t>
       </w:r>
@@ -69,8 +65,51 @@
           <w:color w:val="C00000"/>
           <w:sz w:val="24"/>
           <w:szCs w:val="24"/>
-        </w:rPr>
-        <w:t xml:space="preserve">is a group assignment (3-4 students) – I recommend choosing collaborators with complementary skillsets to yours! </w:t>
+          <w:highlight w:val="yellow"/>
+        </w:rPr>
+        <w:t xml:space="preserve">is a </w:t>
+      </w:r>
+      <w:r>
+        <w:rPr>
+          <w:color w:val="C00000"/>
+          <w:sz w:val="24"/>
+          <w:szCs w:val="24"/>
+          <w:highlight w:val="yellow"/>
+        </w:rPr>
+        <w:t>pair</w:t>
+      </w:r>
+      <w:r>
+        <w:rPr>
+          <w:color w:val="C00000"/>
+          <w:sz w:val="24"/>
+          <w:szCs w:val="24"/>
+          <w:highlight w:val="yellow"/>
+        </w:rPr>
+        <w:t xml:space="preserve"> assignment</w:t>
+      </w:r>
+      <w:r>
+        <w:rPr>
+          <w:color w:val="C00000"/>
+          <w:sz w:val="24"/>
+          <w:szCs w:val="24"/>
+        </w:rPr>
+        <w:t xml:space="preserve"> </w:t>
+      </w:r>
+      <w:r>
+        <w:rPr>
+          <w:color w:val="C00000"/>
+          <w:sz w:val="24"/>
+          <w:szCs w:val="24"/>
+        </w:rPr>
+        <w:t>– working with a different size group (including solo) must be approved prior to submitting your assignment.</w:t>
+      </w:r>
+      <w:r>
+        <w:rPr>
+          <w:color w:val="C00000"/>
+          <w:sz w:val="24"/>
+          <w:szCs w:val="24"/>
+        </w:rPr>
+        <w:t xml:space="preserve"> You may work with a partner in either section of the class. </w:t>
       </w:r>
     </w:p>
     <w:p>
@@ -151,7 +190,7 @@
           <w:sz w:val="24"/>
           <w:szCs w:val="24"/>
         </w:rPr>
-        <w:t xml:space="preserve">existing visual analytic systems </w:t>
+        <w:t xml:space="preserve">recent output in Visual Analytics research </w:t>
       </w:r>
     </w:p>
     <w:p>
@@ -179,7 +218,7 @@
           <w:sz w:val="24"/>
           <w:szCs w:val="24"/>
         </w:rPr>
-        <w:t xml:space="preserve">Identify specific design choices, what shaped them, and the impact of them </w:t>
+        <w:t xml:space="preserve">Read and communicate research output to a general audience </w:t>
       </w:r>
       <w:r>
         <w:rPr>
@@ -214,6 +253,8 @@
         <w:spacing w:after="0" w:line="240" w:lineRule="auto"/>
         <w:rPr>
           <w:rStyle w:val="Emphasis"/>
+          <w:b w:val="0"/>
+          <w:bCs w:val="0"/>
           <w:sz w:val="24"/>
           <w:szCs w:val="24"/>
         </w:rPr>
@@ -223,9 +264,8 @@
       <w:pPr>
         <w:spacing w:after="0" w:line="240" w:lineRule="auto"/>
         <w:rPr>
-          <w:rFonts w:eastAsiaTheme="majorEastAsia" w:cstheme="minorHAnsi"/>
-          <w:i w:val="0"/>
-          <w:iCs w:val="0"/>
+          <w:rStyle w:val="SubtleEmphasis"/>
+          <w:rFonts w:asciiTheme="minorHAnsi" w:hAnsiTheme="minorHAnsi" w:cstheme="minorHAnsi"/>
           <w:color w:val="0D0D0D" w:themeColor="text1" w:themeTint="F2"/>
           <w:sz w:val="24"/>
           <w:szCs w:val="24"/>
@@ -233,365 +273,121 @@
       </w:pPr>
       <w:r>
         <w:rPr>
-          <w:rFonts w:eastAsiaTheme="majorEastAsia" w:cstheme="minorHAnsi"/>
-          <w:i w:val="0"/>
-          <w:iCs w:val="0"/>
+          <w:rStyle w:val="SubtleEmphasis"/>
+          <w:rFonts w:asciiTheme="minorHAnsi" w:hAnsiTheme="minorHAnsi" w:cstheme="minorHAnsi"/>
           <w:color w:val="0D0D0D" w:themeColor="text1" w:themeTint="F2"/>
           <w:sz w:val="24"/>
           <w:szCs w:val="24"/>
         </w:rPr>
-        <w:t>Visual Analytics systems are often designed for a particular application area (e.g. </w:t>
+        <w:t>The primary publishing venues for new visual analytic research are:</w:t>
+      </w:r>
+    </w:p>
+    <w:p>
+      <w:pPr>
+        <w:pStyle w:val="ListParagraph"/>
+        <w:numPr>
+          <w:ilvl w:val="0"/>
+          <w:numId w:val="20"/>
+        </w:numPr>
+        <w:spacing w:after="0" w:line="240" w:lineRule="auto"/>
+        <w:rPr>
+          <w:rStyle w:val="SubtleEmphasis"/>
+          <w:rFonts w:asciiTheme="minorHAnsi" w:hAnsiTheme="minorHAnsi" w:cstheme="minorHAnsi"/>
+          <w:color w:val="0D0D0D" w:themeColor="text1" w:themeTint="F2"/>
+          <w:sz w:val="24"/>
+          <w:szCs w:val="24"/>
+        </w:rPr>
+      </w:pPr>
+      <w:r>
+        <w:rPr>
+          <w:rStyle w:val="SubtleEmphasis"/>
+          <w:rFonts w:asciiTheme="minorHAnsi" w:hAnsiTheme="minorHAnsi" w:cstheme="minorHAnsi"/>
+          <w:color w:val="0D0D0D" w:themeColor="text1" w:themeTint="F2"/>
+          <w:sz w:val="24"/>
+          <w:szCs w:val="24"/>
+        </w:rPr>
+        <w:t xml:space="preserve">IEEE VIS: </w:t>
       </w:r>
       <w:hyperlink r:id="rId5" w:history="1">
         <w:r>
           <w:rPr>
             <w:rStyle w:val="Hyperlink"/>
             <w:rFonts w:eastAsiaTheme="majorEastAsia" w:cstheme="minorHAnsi"/>
-            <w:i w:val="0"/>
-            <w:iCs w:val="0"/>
-            <w:color w:val="0D0D0D" w:themeColor="text1" w:themeTint="F2"/>
             <w:sz w:val="24"/>
             <w:szCs w:val="24"/>
           </w:rPr>
-          <w:t>med</w:t>
-        </w:r>
-        <w:r>
-          <w:rPr>
-            <w:rStyle w:val="Hyperlink"/>
-            <w:rFonts w:eastAsiaTheme="majorEastAsia" w:cstheme="minorHAnsi"/>
-            <w:i w:val="0"/>
-            <w:iCs w:val="0"/>
-            <w:color w:val="0D0D0D" w:themeColor="text1" w:themeTint="F2"/>
-            <w:sz w:val="24"/>
-            <w:szCs w:val="24"/>
-          </w:rPr>
-          <w:t>i</w:t>
-        </w:r>
-        <w:r>
-          <w:rPr>
-            <w:rStyle w:val="Hyperlink"/>
-            <w:rFonts w:eastAsiaTheme="majorEastAsia" w:cstheme="minorHAnsi"/>
-            <w:i w:val="0"/>
-            <w:iCs w:val="0"/>
-            <w:color w:val="0D0D0D" w:themeColor="text1" w:themeTint="F2"/>
-            <w:sz w:val="24"/>
-            <w:szCs w:val="24"/>
-          </w:rPr>
-          <w:t>cine</w:t>
+          <w:t>https://ieeevis.org/year/2025/welcome</w:t>
         </w:r>
       </w:hyperlink>
       <w:r>
         <w:rPr>
-          <w:rFonts w:eastAsiaTheme="majorEastAsia" w:cstheme="minorHAnsi"/>
-          <w:i w:val="0"/>
-          <w:iCs w:val="0"/>
+          <w:rStyle w:val="SubtleEmphasis"/>
+          <w:rFonts w:asciiTheme="minorHAnsi" w:hAnsiTheme="minorHAnsi" w:cstheme="minorHAnsi"/>
           <w:color w:val="0D0D0D" w:themeColor="text1" w:themeTint="F2"/>
           <w:sz w:val="24"/>
           <w:szCs w:val="24"/>
         </w:rPr>
-        <w:t>, </w:t>
+        <w:t xml:space="preserve"> </w:t>
+      </w:r>
+    </w:p>
+    <w:p>
+      <w:pPr>
+        <w:pStyle w:val="ListParagraph"/>
+        <w:numPr>
+          <w:ilvl w:val="0"/>
+          <w:numId w:val="20"/>
+        </w:numPr>
+        <w:spacing w:after="0" w:line="240" w:lineRule="auto"/>
+        <w:rPr>
+          <w:rStyle w:val="SubtleEmphasis"/>
+          <w:rFonts w:asciiTheme="minorHAnsi" w:hAnsiTheme="minorHAnsi" w:cstheme="minorHAnsi"/>
+          <w:color w:val="0D0D0D" w:themeColor="text1" w:themeTint="F2"/>
+          <w:sz w:val="24"/>
+          <w:szCs w:val="24"/>
+        </w:rPr>
+      </w:pPr>
+      <w:proofErr w:type="spellStart"/>
+      <w:r>
+        <w:rPr>
+          <w:rStyle w:val="SubtleEmphasis"/>
+          <w:rFonts w:asciiTheme="minorHAnsi" w:hAnsiTheme="minorHAnsi" w:cstheme="minorHAnsi"/>
+          <w:color w:val="0D0D0D" w:themeColor="text1" w:themeTint="F2"/>
+          <w:sz w:val="24"/>
+          <w:szCs w:val="24"/>
+        </w:rPr>
+        <w:t>EuroVis</w:t>
+      </w:r>
+      <w:proofErr w:type="spellEnd"/>
+      <w:r>
+        <w:rPr>
+          <w:rStyle w:val="SubtleEmphasis"/>
+          <w:rFonts w:asciiTheme="minorHAnsi" w:hAnsiTheme="minorHAnsi" w:cstheme="minorHAnsi"/>
+          <w:color w:val="0D0D0D" w:themeColor="text1" w:themeTint="F2"/>
+          <w:sz w:val="24"/>
+          <w:szCs w:val="24"/>
+        </w:rPr>
+        <w:t xml:space="preserve">: </w:t>
       </w:r>
       <w:hyperlink r:id="rId6" w:history="1">
         <w:r>
           <w:rPr>
             <w:rStyle w:val="Hyperlink"/>
             <w:rFonts w:eastAsiaTheme="majorEastAsia" w:cstheme="minorHAnsi"/>
-            <w:i w:val="0"/>
-            <w:iCs w:val="0"/>
-            <w:color w:val="0D0D0D" w:themeColor="text1" w:themeTint="F2"/>
             <w:sz w:val="24"/>
             <w:szCs w:val="24"/>
           </w:rPr>
-          <w:t>secu</w:t>
-        </w:r>
-        <w:r>
-          <w:rPr>
-            <w:rStyle w:val="Hyperlink"/>
-            <w:rFonts w:eastAsiaTheme="majorEastAsia" w:cstheme="minorHAnsi"/>
-            <w:i w:val="0"/>
-            <w:iCs w:val="0"/>
-            <w:color w:val="0D0D0D" w:themeColor="text1" w:themeTint="F2"/>
-            <w:sz w:val="24"/>
-            <w:szCs w:val="24"/>
-          </w:rPr>
-          <w:t>r</w:t>
-        </w:r>
-        <w:r>
-          <w:rPr>
-            <w:rStyle w:val="Hyperlink"/>
-            <w:rFonts w:eastAsiaTheme="majorEastAsia" w:cstheme="minorHAnsi"/>
-            <w:i w:val="0"/>
-            <w:iCs w:val="0"/>
-            <w:color w:val="0D0D0D" w:themeColor="text1" w:themeTint="F2"/>
-            <w:sz w:val="24"/>
-            <w:szCs w:val="24"/>
-          </w:rPr>
-          <w:t>ity</w:t>
+          <w:t>https://www.eurovis2025.lu/</w:t>
         </w:r>
       </w:hyperlink>
       <w:r>
         <w:rPr>
-          <w:rFonts w:eastAsiaTheme="majorEastAsia" w:cstheme="minorHAnsi"/>
-          <w:i w:val="0"/>
-          <w:iCs w:val="0"/>
-          <w:color w:val="0D0D0D" w:themeColor="text1" w:themeTint="F2"/>
-          <w:sz w:val="24"/>
-          <w:szCs w:val="24"/>
-        </w:rPr>
-        <w:t>, and even </w:t>
-      </w:r>
-      <w:hyperlink r:id="rId7" w:history="1">
-        <w:r>
-          <w:rPr>
-            <w:rStyle w:val="Hyperlink"/>
-            <w:rFonts w:eastAsiaTheme="majorEastAsia" w:cstheme="minorHAnsi"/>
-            <w:i w:val="0"/>
-            <w:iCs w:val="0"/>
-            <w:color w:val="0D0D0D" w:themeColor="text1" w:themeTint="F2"/>
-            <w:sz w:val="24"/>
-            <w:szCs w:val="24"/>
-          </w:rPr>
-          <w:t>academic colla</w:t>
-        </w:r>
-        <w:r>
-          <w:rPr>
-            <w:rStyle w:val="Hyperlink"/>
-            <w:rFonts w:eastAsiaTheme="majorEastAsia" w:cstheme="minorHAnsi"/>
-            <w:i w:val="0"/>
-            <w:iCs w:val="0"/>
-            <w:color w:val="0D0D0D" w:themeColor="text1" w:themeTint="F2"/>
-            <w:sz w:val="24"/>
-            <w:szCs w:val="24"/>
-          </w:rPr>
-          <w:t>b</w:t>
-        </w:r>
-        <w:r>
-          <w:rPr>
-            <w:rStyle w:val="Hyperlink"/>
-            <w:rFonts w:eastAsiaTheme="majorEastAsia" w:cstheme="minorHAnsi"/>
-            <w:i w:val="0"/>
-            <w:iCs w:val="0"/>
-            <w:color w:val="0D0D0D" w:themeColor="text1" w:themeTint="F2"/>
-            <w:sz w:val="24"/>
-            <w:szCs w:val="24"/>
-          </w:rPr>
-          <w:t>oration</w:t>
-        </w:r>
-      </w:hyperlink>
-      <w:r>
-        <w:rPr>
-          <w:rFonts w:eastAsiaTheme="majorEastAsia" w:cstheme="minorHAnsi"/>
-          <w:i w:val="0"/>
-          <w:iCs w:val="0"/>
-          <w:color w:val="0D0D0D" w:themeColor="text1" w:themeTint="F2"/>
-          <w:sz w:val="24"/>
-          <w:szCs w:val="24"/>
-        </w:rPr>
-        <w:t xml:space="preserve">). The specifics of the data, discipline-specific context, and domain "norms" help shape the resulting system in interesting and sometimes surprising ways. </w:t>
-      </w:r>
-    </w:p>
-    <w:p>
-      <w:pPr>
-        <w:spacing w:after="0" w:line="240" w:lineRule="auto"/>
-        <w:rPr>
-          <w:rFonts w:eastAsiaTheme="majorEastAsia" w:cstheme="minorHAnsi"/>
-          <w:i w:val="0"/>
-          <w:iCs w:val="0"/>
-          <w:color w:val="0D0D0D" w:themeColor="text1" w:themeTint="F2"/>
-          <w:sz w:val="24"/>
-          <w:szCs w:val="24"/>
-        </w:rPr>
-      </w:pPr>
-    </w:p>
-    <w:p>
-      <w:pPr>
-        <w:spacing w:after="0" w:line="240" w:lineRule="auto"/>
-        <w:rPr>
-          <w:rFonts w:eastAsiaTheme="majorEastAsia" w:cstheme="minorHAnsi"/>
-          <w:i w:val="0"/>
-          <w:iCs w:val="0"/>
-          <w:color w:val="0D0D0D" w:themeColor="text1" w:themeTint="F2"/>
-          <w:sz w:val="24"/>
-          <w:szCs w:val="24"/>
-        </w:rPr>
-      </w:pPr>
-      <w:r>
-        <w:rPr>
-          <w:rFonts w:eastAsiaTheme="majorEastAsia" w:cstheme="minorHAnsi"/>
-          <w:i w:val="0"/>
-          <w:iCs w:val="0"/>
-          <w:color w:val="0D0D0D" w:themeColor="text1" w:themeTint="F2"/>
-          <w:sz w:val="24"/>
-          <w:szCs w:val="24"/>
-        </w:rPr>
-        <w:t>For this assignment</w:t>
-      </w:r>
-      <w:r>
-        <w:rPr>
-          <w:rFonts w:eastAsiaTheme="majorEastAsia" w:cstheme="minorHAnsi"/>
-          <w:i w:val="0"/>
-          <w:iCs w:val="0"/>
-          <w:color w:val="0D0D0D" w:themeColor="text1" w:themeTint="F2"/>
-          <w:sz w:val="24"/>
-          <w:szCs w:val="24"/>
-        </w:rPr>
-        <w:t xml:space="preserve">, you and your team will prepare a short (~5min) </w:t>
-      </w:r>
-      <w:r>
-        <w:rPr>
-          <w:rFonts w:eastAsiaTheme="majorEastAsia" w:cstheme="minorHAnsi"/>
-          <w:i w:val="0"/>
-          <w:iCs w:val="0"/>
-          <w:color w:val="0D0D0D" w:themeColor="text1" w:themeTint="F2"/>
-          <w:sz w:val="24"/>
-          <w:szCs w:val="24"/>
-        </w:rPr>
-        <w:t xml:space="preserve">presentation </w:t>
-      </w:r>
-      <w:r>
-        <w:rPr>
-          <w:rFonts w:eastAsiaTheme="majorEastAsia" w:cstheme="minorHAnsi"/>
-          <w:i w:val="0"/>
-          <w:iCs w:val="0"/>
-          <w:color w:val="0D0D0D" w:themeColor="text1" w:themeTint="F2"/>
-          <w:sz w:val="24"/>
-          <w:szCs w:val="24"/>
-        </w:rPr>
-        <w:t>of an existing visual analytics system: who built it, who it was designed for, and how specific design choices shape the way the system works (or doesn't).</w:t>
-      </w:r>
-    </w:p>
-    <w:p>
-      <w:pPr>
-        <w:spacing w:after="0" w:line="240" w:lineRule="auto"/>
-        <w:rPr>
-          <w:rFonts w:eastAsiaTheme="majorEastAsia" w:cstheme="minorHAnsi"/>
-          <w:i w:val="0"/>
-          <w:iCs w:val="0"/>
-          <w:color w:val="0D0D0D" w:themeColor="text1" w:themeTint="F2"/>
-          <w:sz w:val="24"/>
-          <w:szCs w:val="24"/>
-        </w:rPr>
-      </w:pPr>
-    </w:p>
-    <w:p>
-      <w:pPr>
-        <w:spacing w:after="0" w:line="240" w:lineRule="auto"/>
-        <w:rPr>
           <w:rStyle w:val="SubtleEmphasis"/>
           <w:rFonts w:asciiTheme="minorHAnsi" w:hAnsiTheme="minorHAnsi" w:cstheme="minorHAnsi"/>
           <w:color w:val="0D0D0D" w:themeColor="text1" w:themeTint="F2"/>
           <w:sz w:val="24"/>
           <w:szCs w:val="24"/>
         </w:rPr>
-      </w:pPr>
-      <w:r>
-        <w:rPr>
-          <w:rStyle w:val="SubtleEmphasis"/>
-          <w:rFonts w:asciiTheme="minorHAnsi" w:hAnsiTheme="minorHAnsi" w:cstheme="minorHAnsi"/>
-          <w:color w:val="0D0D0D" w:themeColor="text1" w:themeTint="F2"/>
-          <w:sz w:val="24"/>
-          <w:szCs w:val="24"/>
-        </w:rPr>
-        <w:t>To start, c</w:t>
-      </w:r>
-      <w:r>
-        <w:rPr>
-          <w:rStyle w:val="SubtleEmphasis"/>
-          <w:rFonts w:asciiTheme="minorHAnsi" w:hAnsiTheme="minorHAnsi" w:cstheme="minorHAnsi"/>
-          <w:color w:val="0D0D0D" w:themeColor="text1" w:themeTint="F2"/>
-          <w:sz w:val="24"/>
-          <w:szCs w:val="24"/>
-        </w:rPr>
-        <w:t>hoose an interesting-to-</w:t>
-      </w:r>
-      <w:proofErr w:type="gramStart"/>
-      <w:r>
-        <w:rPr>
-          <w:rStyle w:val="SubtleEmphasis"/>
-          <w:rFonts w:asciiTheme="minorHAnsi" w:hAnsiTheme="minorHAnsi" w:cstheme="minorHAnsi"/>
-          <w:color w:val="0D0D0D" w:themeColor="text1" w:themeTint="F2"/>
-          <w:sz w:val="24"/>
-          <w:szCs w:val="24"/>
-        </w:rPr>
-        <w:t>you</w:t>
-      </w:r>
-      <w:proofErr w:type="gramEnd"/>
-      <w:r>
-        <w:rPr>
-          <w:rStyle w:val="SubtleEmphasis"/>
-          <w:rFonts w:asciiTheme="minorHAnsi" w:hAnsiTheme="minorHAnsi" w:cstheme="minorHAnsi"/>
-          <w:color w:val="0D0D0D" w:themeColor="text1" w:themeTint="F2"/>
-          <w:sz w:val="24"/>
-          <w:szCs w:val="24"/>
-        </w:rPr>
-        <w:t xml:space="preserve"> visual analytics system</w:t>
-      </w:r>
-      <w:r>
-        <w:rPr>
-          <w:rStyle w:val="SubtleEmphasis"/>
-          <w:rFonts w:asciiTheme="minorHAnsi" w:hAnsiTheme="minorHAnsi" w:cstheme="minorHAnsi"/>
-          <w:color w:val="0D0D0D" w:themeColor="text1" w:themeTint="F2"/>
-          <w:sz w:val="24"/>
-          <w:szCs w:val="24"/>
-        </w:rPr>
-        <w:t>.</w:t>
-      </w:r>
-      <w:r>
-        <w:rPr>
-          <w:rStyle w:val="SubtleEmphasis"/>
-          <w:rFonts w:asciiTheme="minorHAnsi" w:hAnsiTheme="minorHAnsi" w:cstheme="minorHAnsi"/>
-          <w:color w:val="0D0D0D" w:themeColor="text1" w:themeTint="F2"/>
-          <w:sz w:val="24"/>
-          <w:szCs w:val="24"/>
-        </w:rPr>
-        <w:t xml:space="preserve"> Some places to look are:</w:t>
-      </w:r>
-    </w:p>
-    <w:p>
-      <w:pPr>
-        <w:pStyle w:val="ListParagraph"/>
-        <w:numPr>
-          <w:ilvl w:val="0"/>
-          <w:numId w:val="17"/>
-        </w:numPr>
-        <w:spacing w:after="0" w:line="240" w:lineRule="auto"/>
-        <w:rPr>
-          <w:rStyle w:val="SubtleEmphasis"/>
-          <w:rFonts w:asciiTheme="minorHAnsi" w:hAnsiTheme="minorHAnsi" w:cstheme="minorHAnsi"/>
-          <w:color w:val="0D0D0D" w:themeColor="text1" w:themeTint="F2"/>
-          <w:sz w:val="24"/>
-          <w:szCs w:val="24"/>
-        </w:rPr>
-      </w:pPr>
-      <w:r>
-        <w:rPr>
-          <w:rStyle w:val="SubtleEmphasis"/>
-          <w:rFonts w:asciiTheme="minorHAnsi" w:hAnsiTheme="minorHAnsi" w:cstheme="minorHAnsi"/>
-          <w:color w:val="0D0D0D" w:themeColor="text1" w:themeTint="F2"/>
-          <w:sz w:val="24"/>
-          <w:szCs w:val="24"/>
-        </w:rPr>
-        <w:t xml:space="preserve">IEEE </w:t>
-      </w:r>
-      <w:r>
-        <w:rPr>
-          <w:rStyle w:val="SubtleEmphasis"/>
-          <w:rFonts w:asciiTheme="minorHAnsi" w:hAnsiTheme="minorHAnsi" w:cstheme="minorHAnsi"/>
-          <w:color w:val="0D0D0D" w:themeColor="text1" w:themeTint="F2"/>
-          <w:sz w:val="24"/>
-          <w:szCs w:val="24"/>
-        </w:rPr>
-        <w:t>VIS (Visual Analytics, Information Visualization, and Scientific Visualization)</w:t>
-      </w:r>
-      <w:r>
-        <w:rPr>
-          <w:rStyle w:val="SubtleEmphasis"/>
-          <w:rFonts w:asciiTheme="minorHAnsi" w:hAnsiTheme="minorHAnsi" w:cstheme="minorHAnsi"/>
-          <w:color w:val="0D0D0D" w:themeColor="text1" w:themeTint="F2"/>
-          <w:sz w:val="24"/>
-          <w:szCs w:val="24"/>
-        </w:rPr>
-        <w:t xml:space="preserve"> Conference</w:t>
+        <w:t xml:space="preserve"> </w:t>
       </w:r>
       <w:r>
         <w:rPr>
@@ -606,10 +402,44 @@
     </w:p>
     <w:p>
       <w:pPr>
+        <w:spacing w:after="0" w:line="240" w:lineRule="auto"/>
+        <w:rPr>
+          <w:rStyle w:val="SubtleEmphasis"/>
+          <w:rFonts w:asciiTheme="minorHAnsi" w:hAnsiTheme="minorHAnsi" w:cstheme="minorHAnsi"/>
+          <w:color w:val="0D0D0D" w:themeColor="text1" w:themeTint="F2"/>
+          <w:sz w:val="24"/>
+          <w:szCs w:val="24"/>
+        </w:rPr>
+      </w:pPr>
+    </w:p>
+    <w:p>
+      <w:pPr>
+        <w:spacing w:after="0" w:line="240" w:lineRule="auto"/>
+        <w:rPr>
+          <w:rStyle w:val="SubtleEmphasis"/>
+          <w:rFonts w:asciiTheme="minorHAnsi" w:hAnsiTheme="minorHAnsi" w:cstheme="minorHAnsi"/>
+          <w:color w:val="0D0D0D" w:themeColor="text1" w:themeTint="F2"/>
+          <w:sz w:val="24"/>
+          <w:szCs w:val="24"/>
+        </w:rPr>
+      </w:pPr>
+      <w:r>
+        <w:rPr>
+          <w:rStyle w:val="SubtleEmphasis"/>
+          <w:rFonts w:asciiTheme="minorHAnsi" w:hAnsiTheme="minorHAnsi" w:cstheme="minorHAnsi"/>
+          <w:color w:val="0D0D0D" w:themeColor="text1" w:themeTint="F2"/>
+          <w:sz w:val="24"/>
+          <w:szCs w:val="24"/>
+        </w:rPr>
+        <w:t>For this assignment you will choose a recent VA research contribution, read the paper, and communicate the paper’s contents to a general audience. Please following these guidelines:</w:t>
+      </w:r>
+    </w:p>
+    <w:p>
+      <w:pPr>
         <w:pStyle w:val="ListParagraph"/>
         <w:numPr>
           <w:ilvl w:val="0"/>
-          <w:numId w:val="17"/>
+          <w:numId w:val="21"/>
         </w:numPr>
         <w:spacing w:after="0" w:line="240" w:lineRule="auto"/>
         <w:rPr>
@@ -628,7 +458,29 @@
           <w:sz w:val="24"/>
           <w:szCs w:val="24"/>
         </w:rPr>
-        <w:t>IEEE Symposium on Visualization for Cyber Security</w:t>
+        <w:t xml:space="preserve">The paper you chose must be a full paper and must be from 2025. On the IEEE VIS and </w:t>
+      </w:r>
+      <w:proofErr w:type="spellStart"/>
+      <w:r>
+        <w:rPr>
+          <w:rStyle w:val="SubtleEmphasis"/>
+          <w:rFonts w:asciiTheme="minorHAnsi" w:hAnsiTheme="minorHAnsi" w:cstheme="minorHAnsi"/>
+          <w:color w:val="0D0D0D" w:themeColor="text1" w:themeTint="F2"/>
+          <w:sz w:val="24"/>
+          <w:szCs w:val="24"/>
+        </w:rPr>
+        <w:t>EuroVis</w:t>
+      </w:r>
+      <w:proofErr w:type="spellEnd"/>
+      <w:r>
+        <w:rPr>
+          <w:rStyle w:val="SubtleEmphasis"/>
+          <w:rFonts w:asciiTheme="minorHAnsi" w:hAnsiTheme="minorHAnsi" w:cstheme="minorHAnsi"/>
+          <w:color w:val="0D0D0D" w:themeColor="text1" w:themeTint="F2"/>
+          <w:sz w:val="24"/>
+          <w:szCs w:val="24"/>
+        </w:rPr>
+        <w:t xml:space="preserve"> websites linked above you can find complete lists of accepted papers. </w:t>
       </w:r>
     </w:p>
     <w:p>
@@ -636,7 +488,7 @@
         <w:pStyle w:val="ListParagraph"/>
         <w:numPr>
           <w:ilvl w:val="0"/>
-          <w:numId w:val="17"/>
+          <w:numId w:val="21"/>
         </w:numPr>
         <w:spacing w:after="0" w:line="240" w:lineRule="auto"/>
         <w:rPr>
@@ -655,11 +507,16 @@
           <w:sz w:val="24"/>
           <w:szCs w:val="24"/>
         </w:rPr>
-        <w:t>VAST Challenge</w:t>
+        <w:t>To communicate the paper’s contents to a general audience you can:</w:t>
       </w:r>
     </w:p>
     <w:p>
       <w:pPr>
+        <w:pStyle w:val="ListParagraph"/>
+        <w:numPr>
+          <w:ilvl w:val="1"/>
+          <w:numId w:val="27"/>
+        </w:numPr>
         <w:spacing w:after="0" w:line="240" w:lineRule="auto"/>
         <w:rPr>
           <w:rStyle w:val="SubtleEmphasis"/>
@@ -669,10 +526,7 @@
           <w:szCs w:val="24"/>
         </w:rPr>
       </w:pPr>
-    </w:p>
-    <w:p>
-      <w:pPr>
-        <w:spacing w:after="0" w:line="240" w:lineRule="auto"/>
+      <w:r>
         <w:rPr>
           <w:rStyle w:val="SubtleEmphasis"/>
           <w:rFonts w:asciiTheme="minorHAnsi" w:hAnsiTheme="minorHAnsi" w:cstheme="minorHAnsi"/>
@@ -680,8 +534,17 @@
           <w:sz w:val="24"/>
           <w:szCs w:val="24"/>
         </w:rPr>
-      </w:pPr>
-      <w:r>
+        <w:t xml:space="preserve">Create a zine or comic </w:t>
+      </w:r>
+    </w:p>
+    <w:p>
+      <w:pPr>
+        <w:pStyle w:val="ListParagraph"/>
+        <w:numPr>
+          <w:ilvl w:val="1"/>
+          <w:numId w:val="27"/>
+        </w:numPr>
+        <w:spacing w:after="0" w:line="240" w:lineRule="auto"/>
         <w:rPr>
           <w:rStyle w:val="SubtleEmphasis"/>
           <w:rFonts w:asciiTheme="minorHAnsi" w:hAnsiTheme="minorHAnsi" w:cstheme="minorHAnsi"/>
@@ -689,15 +552,24 @@
           <w:sz w:val="24"/>
           <w:szCs w:val="24"/>
         </w:rPr>
-        <w:t>Then, prepare a short (~5 minute) presentation of the highlights:</w:t>
+      </w:pPr>
+      <w:r>
+        <w:rPr>
+          <w:rStyle w:val="SubtleEmphasis"/>
+          <w:rFonts w:asciiTheme="minorHAnsi" w:hAnsiTheme="minorHAnsi" w:cstheme="minorHAnsi"/>
+          <w:color w:val="0D0D0D" w:themeColor="text1" w:themeTint="F2"/>
+          <w:sz w:val="24"/>
+          <w:szCs w:val="24"/>
+        </w:rPr>
+        <w:t xml:space="preserve">Record a &lt;=15 min podcast </w:t>
       </w:r>
     </w:p>
     <w:p>
       <w:pPr>
         <w:pStyle w:val="ListParagraph"/>
         <w:numPr>
-          <w:ilvl w:val="0"/>
-          <w:numId w:val="18"/>
+          <w:ilvl w:val="1"/>
+          <w:numId w:val="27"/>
         </w:numPr>
         <w:spacing w:after="0" w:line="240" w:lineRule="auto"/>
         <w:rPr>
@@ -716,7 +588,7 @@
           <w:sz w:val="24"/>
           <w:szCs w:val="24"/>
         </w:rPr>
-        <w:t xml:space="preserve">The </w:t>
+        <w:t xml:space="preserve">Create a reel(s) (think short video or series of videos for Instagram or tick toc) </w:t>
       </w:r>
       <w:r>
         <w:rPr>
@@ -726,9 +598,17 @@
           <w:sz w:val="24"/>
           <w:szCs w:val="24"/>
         </w:rPr>
-        <w:t>P</w:t>
+        <w:t xml:space="preserve"> </w:t>
       </w:r>
-      <w:r>
+    </w:p>
+    <w:p>
+      <w:pPr>
+        <w:pStyle w:val="ListParagraph"/>
+        <w:numPr>
+          <w:ilvl w:val="1"/>
+          <w:numId w:val="27"/>
+        </w:numPr>
+        <w:spacing w:after="0" w:line="240" w:lineRule="auto"/>
         <w:rPr>
           <w:rStyle w:val="SubtleEmphasis"/>
           <w:rFonts w:asciiTheme="minorHAnsi" w:hAnsiTheme="minorHAnsi" w:cstheme="minorHAnsi"/>
@@ -736,15 +616,24 @@
           <w:sz w:val="24"/>
           <w:szCs w:val="24"/>
         </w:rPr>
-        <w:t xml:space="preserve">roblem </w:t>
+      </w:pPr>
+      <w:r>
+        <w:rPr>
+          <w:rStyle w:val="SubtleEmphasis"/>
+          <w:rFonts w:asciiTheme="minorHAnsi" w:hAnsiTheme="minorHAnsi" w:cstheme="minorHAnsi"/>
+          <w:color w:val="0D0D0D" w:themeColor="text1" w:themeTint="F2"/>
+          <w:sz w:val="24"/>
+          <w:szCs w:val="24"/>
+        </w:rPr>
+        <w:t xml:space="preserve">Other creative choice (must be approved by Ab) </w:t>
       </w:r>
     </w:p>
     <w:p>
       <w:pPr>
         <w:pStyle w:val="ListParagraph"/>
         <w:numPr>
-          <w:ilvl w:val="1"/>
-          <w:numId w:val="18"/>
+          <w:ilvl w:val="0"/>
+          <w:numId w:val="21"/>
         </w:numPr>
         <w:spacing w:after="0" w:line="240" w:lineRule="auto"/>
         <w:rPr>
@@ -763,7 +652,7 @@
           <w:sz w:val="24"/>
           <w:szCs w:val="24"/>
         </w:rPr>
-        <w:t xml:space="preserve">You’ll likely want to start by introducing the problem the paper is trying to solve, and any background info we need to know </w:t>
+        <w:t>Your communication must include:</w:t>
       </w:r>
     </w:p>
     <w:p>
@@ -771,7 +660,7 @@
         <w:pStyle w:val="ListParagraph"/>
         <w:numPr>
           <w:ilvl w:val="1"/>
-          <w:numId w:val="18"/>
+          <w:numId w:val="21"/>
         </w:numPr>
         <w:spacing w:after="0" w:line="240" w:lineRule="auto"/>
         <w:rPr>
@@ -790,15 +679,15 @@
           <w:sz w:val="24"/>
           <w:szCs w:val="24"/>
         </w:rPr>
-        <w:t>If there’s a particular use case for the system, or a particular persona the authors are designing for, this is a good time to talk about that too</w:t>
+        <w:t>Paper title and authors’ names</w:t>
       </w:r>
     </w:p>
     <w:p>
       <w:pPr>
         <w:pStyle w:val="ListParagraph"/>
         <w:numPr>
-          <w:ilvl w:val="0"/>
-          <w:numId w:val="18"/>
+          <w:ilvl w:val="1"/>
+          <w:numId w:val="21"/>
         </w:numPr>
         <w:spacing w:after="0" w:line="240" w:lineRule="auto"/>
         <w:rPr>
@@ -817,7 +706,7 @@
           <w:sz w:val="24"/>
           <w:szCs w:val="24"/>
         </w:rPr>
-        <w:t>New Idea</w:t>
+        <w:t>Overview of the research (What did they do?)</w:t>
       </w:r>
     </w:p>
     <w:p>
@@ -825,7 +714,7 @@
         <w:pStyle w:val="ListParagraph"/>
         <w:numPr>
           <w:ilvl w:val="1"/>
-          <w:numId w:val="18"/>
+          <w:numId w:val="21"/>
         </w:numPr>
         <w:spacing w:after="0" w:line="240" w:lineRule="auto"/>
         <w:rPr>
@@ -844,7 +733,7 @@
           <w:sz w:val="24"/>
           <w:szCs w:val="24"/>
         </w:rPr>
-        <w:t xml:space="preserve">What’s the new idea the authors describe in their paper? </w:t>
+        <w:t xml:space="preserve">Research purpose/impact (Why did they do it? What was gained?) </w:t>
       </w:r>
     </w:p>
     <w:p>
@@ -852,7 +741,7 @@
         <w:pStyle w:val="ListParagraph"/>
         <w:numPr>
           <w:ilvl w:val="1"/>
-          <w:numId w:val="18"/>
+          <w:numId w:val="21"/>
         </w:numPr>
         <w:spacing w:after="0" w:line="240" w:lineRule="auto"/>
         <w:rPr>
@@ -871,16 +760,15 @@
           <w:sz w:val="24"/>
           <w:szCs w:val="24"/>
         </w:rPr>
-        <w:lastRenderedPageBreak/>
-        <w:t>How does it compare with the “state of the art”? (at the time or writing, now, or both!)</w:t>
+        <w:t>Overview of methods (How was the research performed?)</w:t>
       </w:r>
     </w:p>
     <w:p>
       <w:pPr>
         <w:pStyle w:val="ListParagraph"/>
         <w:numPr>
-          <w:ilvl w:val="0"/>
-          <w:numId w:val="18"/>
+          <w:ilvl w:val="1"/>
+          <w:numId w:val="21"/>
         </w:numPr>
         <w:spacing w:after="0" w:line="240" w:lineRule="auto"/>
         <w:rPr>
@@ -899,7 +787,7 @@
           <w:sz w:val="24"/>
           <w:szCs w:val="24"/>
         </w:rPr>
-        <w:t>Describe the System</w:t>
+        <w:t>Final product (What was the research output?)</w:t>
       </w:r>
     </w:p>
     <w:p>
@@ -907,7 +795,7 @@
         <w:pStyle w:val="ListParagraph"/>
         <w:numPr>
           <w:ilvl w:val="1"/>
-          <w:numId w:val="18"/>
+          <w:numId w:val="21"/>
         </w:numPr>
         <w:spacing w:after="0" w:line="240" w:lineRule="auto"/>
         <w:rPr>
@@ -926,246 +814,7 @@
           <w:sz w:val="24"/>
           <w:szCs w:val="24"/>
         </w:rPr>
-        <w:t xml:space="preserve">How does the system work? What does it look like? </w:t>
-      </w:r>
-    </w:p>
-    <w:p>
-      <w:pPr>
-        <w:pStyle w:val="ListParagraph"/>
-        <w:numPr>
-          <w:ilvl w:val="1"/>
-          <w:numId w:val="18"/>
-        </w:numPr>
-        <w:spacing w:after="0" w:line="240" w:lineRule="auto"/>
-        <w:rPr>
-          <w:rStyle w:val="SubtleEmphasis"/>
-          <w:rFonts w:asciiTheme="minorHAnsi" w:hAnsiTheme="minorHAnsi" w:cstheme="minorHAnsi"/>
-          <w:color w:val="0D0D0D" w:themeColor="text1" w:themeTint="F2"/>
-          <w:sz w:val="24"/>
-          <w:szCs w:val="24"/>
-        </w:rPr>
-      </w:pPr>
-      <w:r>
-        <w:rPr>
-          <w:rStyle w:val="SubtleEmphasis"/>
-          <w:rFonts w:asciiTheme="minorHAnsi" w:hAnsiTheme="minorHAnsi" w:cstheme="minorHAnsi"/>
-          <w:color w:val="0D0D0D" w:themeColor="text1" w:themeTint="F2"/>
-          <w:sz w:val="24"/>
-          <w:szCs w:val="24"/>
-        </w:rPr>
-        <w:t>If the paper includes a demo video, you’re welcome to sample it</w:t>
-      </w:r>
-    </w:p>
-    <w:p>
-      <w:pPr>
-        <w:pStyle w:val="ListParagraph"/>
-        <w:numPr>
-          <w:ilvl w:val="0"/>
-          <w:numId w:val="18"/>
-        </w:numPr>
-        <w:spacing w:after="0" w:line="240" w:lineRule="auto"/>
-        <w:rPr>
-          <w:rStyle w:val="SubtleEmphasis"/>
-          <w:rFonts w:asciiTheme="minorHAnsi" w:hAnsiTheme="minorHAnsi" w:cstheme="minorHAnsi"/>
-          <w:color w:val="0D0D0D" w:themeColor="text1" w:themeTint="F2"/>
-          <w:sz w:val="24"/>
-          <w:szCs w:val="24"/>
-        </w:rPr>
-      </w:pPr>
-      <w:r>
-        <w:rPr>
-          <w:rStyle w:val="SubtleEmphasis"/>
-          <w:rFonts w:asciiTheme="minorHAnsi" w:hAnsiTheme="minorHAnsi" w:cstheme="minorHAnsi"/>
-          <w:color w:val="0D0D0D" w:themeColor="text1" w:themeTint="F2"/>
-          <w:sz w:val="24"/>
-          <w:szCs w:val="24"/>
-        </w:rPr>
-        <w:t>Your Evaluation</w:t>
-      </w:r>
-    </w:p>
-    <w:p>
-      <w:pPr>
-        <w:pStyle w:val="ListParagraph"/>
-        <w:numPr>
-          <w:ilvl w:val="1"/>
-          <w:numId w:val="18"/>
-        </w:numPr>
-        <w:spacing w:after="0" w:line="240" w:lineRule="auto"/>
-        <w:rPr>
-          <w:rStyle w:val="SubtleEmphasis"/>
-          <w:rFonts w:asciiTheme="minorHAnsi" w:hAnsiTheme="minorHAnsi" w:cstheme="minorHAnsi"/>
-          <w:color w:val="0D0D0D" w:themeColor="text1" w:themeTint="F2"/>
-          <w:sz w:val="24"/>
-          <w:szCs w:val="24"/>
-        </w:rPr>
-      </w:pPr>
-      <w:r>
-        <w:rPr>
-          <w:rStyle w:val="SubtleEmphasis"/>
-          <w:rFonts w:asciiTheme="minorHAnsi" w:hAnsiTheme="minorHAnsi" w:cstheme="minorHAnsi"/>
-          <w:color w:val="0D0D0D" w:themeColor="text1" w:themeTint="F2"/>
-          <w:sz w:val="24"/>
-          <w:szCs w:val="24"/>
-        </w:rPr>
-        <w:t xml:space="preserve">What do you think of the solution the authors propose? </w:t>
-      </w:r>
-    </w:p>
-    <w:p>
-      <w:pPr>
-        <w:pStyle w:val="ListParagraph"/>
-        <w:numPr>
-          <w:ilvl w:val="1"/>
-          <w:numId w:val="18"/>
-        </w:numPr>
-        <w:spacing w:after="0" w:line="240" w:lineRule="auto"/>
-        <w:rPr>
-          <w:rStyle w:val="SubtleEmphasis"/>
-          <w:rFonts w:asciiTheme="minorHAnsi" w:hAnsiTheme="minorHAnsi" w:cstheme="minorHAnsi"/>
-          <w:color w:val="0D0D0D" w:themeColor="text1" w:themeTint="F2"/>
-          <w:sz w:val="24"/>
-          <w:szCs w:val="24"/>
-        </w:rPr>
-      </w:pPr>
-      <w:r>
-        <w:rPr>
-          <w:rStyle w:val="SubtleEmphasis"/>
-          <w:rFonts w:asciiTheme="minorHAnsi" w:hAnsiTheme="minorHAnsi" w:cstheme="minorHAnsi"/>
-          <w:color w:val="0D0D0D" w:themeColor="text1" w:themeTint="F2"/>
-          <w:sz w:val="24"/>
-          <w:szCs w:val="24"/>
-        </w:rPr>
-        <w:t xml:space="preserve">Did anything strike you as particularly clever? </w:t>
-      </w:r>
-    </w:p>
-    <w:p>
-      <w:pPr>
-        <w:pStyle w:val="ListParagraph"/>
-        <w:numPr>
-          <w:ilvl w:val="1"/>
-          <w:numId w:val="18"/>
-        </w:numPr>
-        <w:spacing w:after="0" w:line="240" w:lineRule="auto"/>
-        <w:rPr>
-          <w:rStyle w:val="SubtleEmphasis"/>
-          <w:rFonts w:asciiTheme="minorHAnsi" w:hAnsiTheme="minorHAnsi" w:cstheme="minorHAnsi"/>
-          <w:color w:val="0D0D0D" w:themeColor="text1" w:themeTint="F2"/>
-          <w:sz w:val="24"/>
-          <w:szCs w:val="24"/>
-        </w:rPr>
-      </w:pPr>
-      <w:r>
-        <w:rPr>
-          <w:rStyle w:val="SubtleEmphasis"/>
-          <w:rFonts w:asciiTheme="minorHAnsi" w:hAnsiTheme="minorHAnsi" w:cstheme="minorHAnsi"/>
-          <w:color w:val="0D0D0D" w:themeColor="text1" w:themeTint="F2"/>
-          <w:sz w:val="24"/>
-          <w:szCs w:val="24"/>
-        </w:rPr>
-        <w:t>Are there any major flaws in the approach?</w:t>
-      </w:r>
-    </w:p>
-    <w:p>
-      <w:pPr>
-        <w:pStyle w:val="ListParagraph"/>
-        <w:numPr>
-          <w:ilvl w:val="0"/>
-          <w:numId w:val="18"/>
-        </w:numPr>
-        <w:spacing w:after="0" w:line="240" w:lineRule="auto"/>
-        <w:rPr>
-          <w:rStyle w:val="SubtleEmphasis"/>
-          <w:rFonts w:asciiTheme="minorHAnsi" w:hAnsiTheme="minorHAnsi" w:cstheme="minorHAnsi"/>
-          <w:color w:val="0D0D0D" w:themeColor="text1" w:themeTint="F2"/>
-          <w:sz w:val="24"/>
-          <w:szCs w:val="24"/>
-        </w:rPr>
-      </w:pPr>
-      <w:r>
-        <w:rPr>
-          <w:rStyle w:val="SubtleEmphasis"/>
-          <w:rFonts w:asciiTheme="minorHAnsi" w:hAnsiTheme="minorHAnsi" w:cstheme="minorHAnsi"/>
-          <w:color w:val="0D0D0D" w:themeColor="text1" w:themeTint="F2"/>
-          <w:sz w:val="24"/>
-          <w:szCs w:val="24"/>
-        </w:rPr>
-        <w:t>Main Takeaway</w:t>
-      </w:r>
-    </w:p>
-    <w:p>
-      <w:pPr>
-        <w:pStyle w:val="ListParagraph"/>
-        <w:numPr>
-          <w:ilvl w:val="1"/>
-          <w:numId w:val="18"/>
-        </w:numPr>
-        <w:spacing w:after="0" w:line="240" w:lineRule="auto"/>
-        <w:rPr>
-          <w:rStyle w:val="SubtleEmphasis"/>
-          <w:rFonts w:asciiTheme="minorHAnsi" w:hAnsiTheme="minorHAnsi" w:cstheme="minorHAnsi"/>
-          <w:color w:val="0D0D0D" w:themeColor="text1" w:themeTint="F2"/>
-          <w:sz w:val="24"/>
-          <w:szCs w:val="24"/>
-        </w:rPr>
-      </w:pPr>
-      <w:r>
-        <w:rPr>
-          <w:rStyle w:val="SubtleEmphasis"/>
-          <w:rFonts w:asciiTheme="minorHAnsi" w:hAnsiTheme="minorHAnsi" w:cstheme="minorHAnsi"/>
-          <w:color w:val="0D0D0D" w:themeColor="text1" w:themeTint="F2"/>
-          <w:sz w:val="24"/>
-          <w:szCs w:val="24"/>
-        </w:rPr>
-        <w:t xml:space="preserve">What is the ultimate contribution this paper makes? </w:t>
-      </w:r>
-    </w:p>
-    <w:p>
-      <w:pPr>
-        <w:pStyle w:val="ListParagraph"/>
-        <w:numPr>
-          <w:ilvl w:val="1"/>
-          <w:numId w:val="18"/>
-        </w:numPr>
-        <w:spacing w:after="0" w:line="240" w:lineRule="auto"/>
-        <w:rPr>
-          <w:rStyle w:val="SubtleEmphasis"/>
-          <w:rFonts w:asciiTheme="minorHAnsi" w:hAnsiTheme="minorHAnsi" w:cstheme="minorHAnsi"/>
-          <w:color w:val="0D0D0D" w:themeColor="text1" w:themeTint="F2"/>
-          <w:sz w:val="24"/>
-          <w:szCs w:val="24"/>
-        </w:rPr>
-      </w:pPr>
-      <w:r>
-        <w:rPr>
-          <w:rStyle w:val="SubtleEmphasis"/>
-          <w:rFonts w:asciiTheme="minorHAnsi" w:hAnsiTheme="minorHAnsi" w:cstheme="minorHAnsi"/>
-          <w:color w:val="0D0D0D" w:themeColor="text1" w:themeTint="F2"/>
-          <w:sz w:val="24"/>
-          <w:szCs w:val="24"/>
-        </w:rPr>
-        <w:t>Did it solve the problem it set out to solve?</w:t>
-      </w:r>
-    </w:p>
-    <w:p>
-      <w:pPr>
-        <w:spacing w:after="0" w:line="240" w:lineRule="auto"/>
-        <w:rPr>
-          <w:rStyle w:val="SubtleEmphasis"/>
-          <w:rFonts w:asciiTheme="minorHAnsi" w:hAnsiTheme="minorHAnsi" w:cstheme="minorHAnsi"/>
-          <w:color w:val="0D0D0D" w:themeColor="text1" w:themeTint="F2"/>
-          <w:sz w:val="24"/>
-          <w:szCs w:val="24"/>
-        </w:rPr>
-      </w:pPr>
-      <w:r>
-        <w:rPr>
-          <w:rStyle w:val="SubtleEmphasis"/>
-          <w:rFonts w:asciiTheme="minorHAnsi" w:hAnsiTheme="minorHAnsi" w:cstheme="minorHAnsi"/>
-          <w:color w:val="0D0D0D" w:themeColor="text1" w:themeTint="F2"/>
-          <w:sz w:val="24"/>
-          <w:szCs w:val="24"/>
-        </w:rPr>
-        <w:br/>
-        <w:t xml:space="preserve">Sample slides (that you are welcome to use but do not have to use) are available on the course website. </w:t>
+        <w:t>Recap of limitations / next steps (What are the caveats? What’s next?)</w:t>
       </w:r>
     </w:p>
     <w:p>
@@ -1227,7 +876,7 @@
           <w:sz w:val="24"/>
           <w:szCs w:val="24"/>
         </w:rPr>
-        <w:t>a PDF of your presentation</w:t>
+        <w:t>your project</w:t>
       </w:r>
       <w:r>
         <w:rPr>
@@ -1256,15 +905,6 @@
           <w:sz w:val="24"/>
           <w:szCs w:val="24"/>
         </w:rPr>
-        <w:t xml:space="preserve"> before you present</w:t>
-      </w:r>
-      <w:r>
-        <w:rPr>
-          <w:i w:val="0"/>
-          <w:iCs w:val="0"/>
-          <w:sz w:val="24"/>
-          <w:szCs w:val="24"/>
-        </w:rPr>
         <w:t xml:space="preserve">. </w:t>
       </w:r>
       <w:r>
@@ -1303,7 +943,7 @@
         </w:rPr>
         <w:t xml:space="preserve">: </w:t>
       </w:r>
-      <w:hyperlink r:id="rId8" w:history="1">
+      <w:hyperlink r:id="rId7" w:history="1">
         <w:r>
           <w:rPr>
             <w:rStyle w:val="Hyperlink"/>
@@ -1338,6 +978,7 @@
           <w:sz w:val="32"/>
           <w:szCs w:val="32"/>
         </w:rPr>
+        <w:lastRenderedPageBreak/>
         <w:t>Rubric</w:t>
       </w:r>
     </w:p>
@@ -1397,7 +1038,6 @@
         <w:tc>
           <w:tcPr>
             <w:tcW w:w="849" w:type="dxa"/>
-            <w:shd w:val="clear" w:color="auto" w:fill="auto"/>
           </w:tcPr>
           <w:p>
             <w:pPr>
@@ -1476,7 +1116,6 @@
         <w:tc>
           <w:tcPr>
             <w:tcW w:w="849" w:type="dxa"/>
-            <w:shd w:val="clear" w:color="auto" w:fill="auto"/>
           </w:tcPr>
           <w:p>
             <w:pPr>
@@ -1515,7 +1154,7 @@
                 <w:sz w:val="24"/>
                 <w:szCs w:val="24"/>
               </w:rPr>
-              <w:t>1</w:t>
+              <w:t>2</w:t>
             </w:r>
           </w:p>
         </w:tc>
@@ -1543,7 +1182,16 @@
                 <w:sz w:val="24"/>
                 <w:szCs w:val="24"/>
               </w:rPr>
-              <w:t>Submission is well-formatted and easy to read</w:t>
+              <w:t xml:space="preserve">Submission is well-formatted and easy </w:t>
+            </w:r>
+            <w:r>
+              <w:rPr>
+                <w:i w:val="0"/>
+                <w:iCs w:val="0"/>
+                <w:sz w:val="24"/>
+                <w:szCs w:val="24"/>
+              </w:rPr>
+              <w:t xml:space="preserve">to understand </w:t>
             </w:r>
           </w:p>
         </w:tc>
@@ -1552,7 +1200,6 @@
         <w:tc>
           <w:tcPr>
             <w:tcW w:w="849" w:type="dxa"/>
-            <w:shd w:val="clear" w:color="auto" w:fill="auto"/>
           </w:tcPr>
           <w:p>
             <w:pPr>
@@ -1621,7 +1268,7 @@
                 <w:sz w:val="24"/>
                 <w:szCs w:val="24"/>
               </w:rPr>
-              <w:t xml:space="preserve">Speaking is clear and loud enough to hear </w:t>
+              <w:t xml:space="preserve">Submission is scoped to a general audience  </w:t>
             </w:r>
           </w:p>
         </w:tc>
@@ -1630,7 +1277,318 @@
         <w:tc>
           <w:tcPr>
             <w:tcW w:w="849" w:type="dxa"/>
-            <w:shd w:val="clear" w:color="auto" w:fill="auto"/>
+          </w:tcPr>
+          <w:p>
+            <w:pPr>
+              <w:rPr>
+                <w:i w:val="0"/>
+                <w:iCs w:val="0"/>
+                <w:sz w:val="24"/>
+                <w:szCs w:val="24"/>
+              </w:rPr>
+            </w:pPr>
+          </w:p>
+        </w:tc>
+        <w:tc>
+          <w:tcPr>
+            <w:tcW w:w="900" w:type="dxa"/>
+            <w:tcBorders>
+              <w:top w:val="single" w:sz="4" w:space="0" w:color="auto"/>
+              <w:bottom w:val="single" w:sz="4" w:space="0" w:color="auto"/>
+            </w:tcBorders>
+            <w:vAlign w:val="center"/>
+          </w:tcPr>
+          <w:p>
+            <w:pPr>
+              <w:jc w:val="center"/>
+              <w:rPr>
+                <w:i w:val="0"/>
+                <w:iCs w:val="0"/>
+                <w:sz w:val="24"/>
+                <w:szCs w:val="24"/>
+              </w:rPr>
+            </w:pPr>
+            <w:r>
+              <w:rPr>
+                <w:i w:val="0"/>
+                <w:iCs w:val="0"/>
+                <w:sz w:val="24"/>
+                <w:szCs w:val="24"/>
+              </w:rPr>
+              <w:t>2</w:t>
+            </w:r>
+          </w:p>
+        </w:tc>
+        <w:tc>
+          <w:tcPr>
+            <w:tcW w:w="7701" w:type="dxa"/>
+            <w:tcBorders>
+              <w:top w:val="single" w:sz="4" w:space="0" w:color="auto"/>
+              <w:bottom w:val="single" w:sz="4" w:space="0" w:color="auto"/>
+            </w:tcBorders>
+          </w:tcPr>
+          <w:p>
+            <w:pPr>
+              <w:rPr>
+                <w:rFonts w:eastAsiaTheme="majorEastAsia" w:cstheme="minorHAnsi"/>
+                <w:i w:val="0"/>
+                <w:iCs w:val="0"/>
+                <w:color w:val="0D0D0D" w:themeColor="text1" w:themeTint="F2"/>
+                <w:sz w:val="24"/>
+                <w:szCs w:val="24"/>
+              </w:rPr>
+            </w:pPr>
+            <w:r>
+              <w:rPr>
+                <w:rStyle w:val="SubtleEmphasis"/>
+                <w:rFonts w:asciiTheme="minorHAnsi" w:hAnsiTheme="minorHAnsi" w:cstheme="minorHAnsi"/>
+                <w:color w:val="0D0D0D" w:themeColor="text1" w:themeTint="F2"/>
+                <w:sz w:val="24"/>
+                <w:szCs w:val="24"/>
+              </w:rPr>
+              <w:t>Paper title and authors’ names</w:t>
+            </w:r>
+          </w:p>
+        </w:tc>
+      </w:tr>
+      <w:tr>
+        <w:tc>
+          <w:tcPr>
+            <w:tcW w:w="849" w:type="dxa"/>
+          </w:tcPr>
+          <w:p>
+            <w:pPr>
+              <w:rPr>
+                <w:i w:val="0"/>
+                <w:iCs w:val="0"/>
+                <w:sz w:val="24"/>
+                <w:szCs w:val="24"/>
+              </w:rPr>
+            </w:pPr>
+          </w:p>
+        </w:tc>
+        <w:tc>
+          <w:tcPr>
+            <w:tcW w:w="900" w:type="dxa"/>
+            <w:tcBorders>
+              <w:top w:val="single" w:sz="4" w:space="0" w:color="auto"/>
+              <w:bottom w:val="single" w:sz="4" w:space="0" w:color="auto"/>
+            </w:tcBorders>
+            <w:vAlign w:val="center"/>
+          </w:tcPr>
+          <w:p>
+            <w:pPr>
+              <w:jc w:val="center"/>
+              <w:rPr>
+                <w:i w:val="0"/>
+                <w:iCs w:val="0"/>
+                <w:sz w:val="24"/>
+                <w:szCs w:val="24"/>
+              </w:rPr>
+            </w:pPr>
+            <w:r>
+              <w:rPr>
+                <w:i w:val="0"/>
+                <w:iCs w:val="0"/>
+                <w:sz w:val="24"/>
+                <w:szCs w:val="24"/>
+              </w:rPr>
+              <w:t>2</w:t>
+            </w:r>
+          </w:p>
+        </w:tc>
+        <w:tc>
+          <w:tcPr>
+            <w:tcW w:w="7701" w:type="dxa"/>
+            <w:tcBorders>
+              <w:top w:val="single" w:sz="4" w:space="0" w:color="auto"/>
+              <w:bottom w:val="single" w:sz="4" w:space="0" w:color="auto"/>
+            </w:tcBorders>
+          </w:tcPr>
+          <w:p>
+            <w:pPr>
+              <w:rPr>
+                <w:rFonts w:eastAsiaTheme="majorEastAsia" w:cstheme="minorHAnsi"/>
+                <w:i w:val="0"/>
+                <w:iCs w:val="0"/>
+                <w:color w:val="0D0D0D" w:themeColor="text1" w:themeTint="F2"/>
+                <w:sz w:val="24"/>
+                <w:szCs w:val="24"/>
+              </w:rPr>
+            </w:pPr>
+            <w:r>
+              <w:rPr>
+                <w:rStyle w:val="SubtleEmphasis"/>
+                <w:rFonts w:asciiTheme="minorHAnsi" w:hAnsiTheme="minorHAnsi" w:cstheme="minorHAnsi"/>
+                <w:color w:val="0D0D0D" w:themeColor="text1" w:themeTint="F2"/>
+                <w:sz w:val="24"/>
+                <w:szCs w:val="24"/>
+              </w:rPr>
+              <w:t>Overview of the research (What did they do?)</w:t>
+            </w:r>
+          </w:p>
+        </w:tc>
+      </w:tr>
+      <w:tr>
+        <w:tc>
+          <w:tcPr>
+            <w:tcW w:w="849" w:type="dxa"/>
+          </w:tcPr>
+          <w:p>
+            <w:pPr>
+              <w:rPr>
+                <w:i w:val="0"/>
+                <w:iCs w:val="0"/>
+                <w:sz w:val="24"/>
+                <w:szCs w:val="24"/>
+              </w:rPr>
+            </w:pPr>
+          </w:p>
+        </w:tc>
+        <w:tc>
+          <w:tcPr>
+            <w:tcW w:w="900" w:type="dxa"/>
+            <w:tcBorders>
+              <w:top w:val="single" w:sz="4" w:space="0" w:color="auto"/>
+              <w:bottom w:val="single" w:sz="4" w:space="0" w:color="auto"/>
+            </w:tcBorders>
+            <w:vAlign w:val="center"/>
+          </w:tcPr>
+          <w:p>
+            <w:pPr>
+              <w:jc w:val="center"/>
+              <w:rPr>
+                <w:i w:val="0"/>
+                <w:iCs w:val="0"/>
+                <w:sz w:val="24"/>
+                <w:szCs w:val="24"/>
+              </w:rPr>
+            </w:pPr>
+            <w:r>
+              <w:rPr>
+                <w:i w:val="0"/>
+                <w:iCs w:val="0"/>
+                <w:sz w:val="24"/>
+                <w:szCs w:val="24"/>
+              </w:rPr>
+              <w:t>2</w:t>
+            </w:r>
+          </w:p>
+        </w:tc>
+        <w:tc>
+          <w:tcPr>
+            <w:tcW w:w="7701" w:type="dxa"/>
+            <w:tcBorders>
+              <w:top w:val="single" w:sz="4" w:space="0" w:color="auto"/>
+              <w:bottom w:val="single" w:sz="4" w:space="0" w:color="auto"/>
+            </w:tcBorders>
+          </w:tcPr>
+          <w:p>
+            <w:pPr>
+              <w:rPr>
+                <w:rFonts w:eastAsiaTheme="majorEastAsia" w:cstheme="minorHAnsi"/>
+                <w:i w:val="0"/>
+                <w:iCs w:val="0"/>
+                <w:color w:val="0D0D0D" w:themeColor="text1" w:themeTint="F2"/>
+                <w:sz w:val="24"/>
+                <w:szCs w:val="24"/>
+              </w:rPr>
+            </w:pPr>
+            <w:r>
+              <w:rPr>
+                <w:rStyle w:val="SubtleEmphasis"/>
+                <w:rFonts w:asciiTheme="minorHAnsi" w:hAnsiTheme="minorHAnsi" w:cstheme="minorHAnsi"/>
+                <w:color w:val="0D0D0D" w:themeColor="text1" w:themeTint="F2"/>
+                <w:sz w:val="24"/>
+                <w:szCs w:val="24"/>
+              </w:rPr>
+              <w:t xml:space="preserve">Research purpose/impact (Why did they do it? What was gained?) </w:t>
+            </w:r>
+          </w:p>
+        </w:tc>
+      </w:tr>
+      <w:tr>
+        <w:tc>
+          <w:tcPr>
+            <w:tcW w:w="849" w:type="dxa"/>
+          </w:tcPr>
+          <w:p>
+            <w:pPr>
+              <w:rPr>
+                <w:i w:val="0"/>
+                <w:iCs w:val="0"/>
+                <w:sz w:val="24"/>
+                <w:szCs w:val="24"/>
+              </w:rPr>
+            </w:pPr>
+          </w:p>
+        </w:tc>
+        <w:tc>
+          <w:tcPr>
+            <w:tcW w:w="900" w:type="dxa"/>
+            <w:tcBorders>
+              <w:top w:val="single" w:sz="4" w:space="0" w:color="auto"/>
+              <w:bottom w:val="single" w:sz="4" w:space="0" w:color="auto"/>
+            </w:tcBorders>
+            <w:vAlign w:val="center"/>
+          </w:tcPr>
+          <w:p>
+            <w:pPr>
+              <w:jc w:val="center"/>
+              <w:rPr>
+                <w:i w:val="0"/>
+                <w:iCs w:val="0"/>
+                <w:sz w:val="24"/>
+                <w:szCs w:val="24"/>
+              </w:rPr>
+            </w:pPr>
+            <w:r>
+              <w:rPr>
+                <w:i w:val="0"/>
+                <w:iCs w:val="0"/>
+                <w:sz w:val="24"/>
+                <w:szCs w:val="24"/>
+              </w:rPr>
+              <w:t>2</w:t>
+            </w:r>
+          </w:p>
+        </w:tc>
+        <w:tc>
+          <w:tcPr>
+            <w:tcW w:w="7701" w:type="dxa"/>
+            <w:tcBorders>
+              <w:top w:val="single" w:sz="4" w:space="0" w:color="auto"/>
+              <w:bottom w:val="single" w:sz="4" w:space="0" w:color="auto"/>
+            </w:tcBorders>
+          </w:tcPr>
+          <w:p>
+            <w:pPr>
+              <w:rPr>
+                <w:rFonts w:eastAsiaTheme="majorEastAsia" w:cstheme="minorHAnsi"/>
+                <w:i w:val="0"/>
+                <w:iCs w:val="0"/>
+                <w:color w:val="0D0D0D" w:themeColor="text1" w:themeTint="F2"/>
+                <w:sz w:val="24"/>
+                <w:szCs w:val="24"/>
+              </w:rPr>
+            </w:pPr>
+            <w:r>
+              <w:rPr>
+                <w:rStyle w:val="SubtleEmphasis"/>
+                <w:rFonts w:asciiTheme="minorHAnsi" w:hAnsiTheme="minorHAnsi" w:cstheme="minorHAnsi"/>
+                <w:color w:val="0D0D0D" w:themeColor="text1" w:themeTint="F2"/>
+                <w:sz w:val="24"/>
+                <w:szCs w:val="24"/>
+              </w:rPr>
+              <w:t>Overview of methods (How was the research performed?)</w:t>
+            </w:r>
+          </w:p>
+        </w:tc>
+      </w:tr>
+      <w:tr>
+        <w:tc>
+          <w:tcPr>
+            <w:tcW w:w="849" w:type="dxa"/>
           </w:tcPr>
           <w:p>
             <w:pPr>
@@ -1693,13 +1651,13 @@
             </w:pPr>
             <w:r>
               <w:rPr>
-                <w:rFonts w:cstheme="minorHAnsi"/>
-                <w:i w:val="0"/>
-                <w:iCs w:val="0"/>
+                <w:rStyle w:val="SubtleEmphasis"/>
+                <w:rFonts w:asciiTheme="minorHAnsi" w:hAnsiTheme="minorHAnsi" w:cstheme="minorHAnsi"/>
+                <w:color w:val="0D0D0D" w:themeColor="text1" w:themeTint="F2"/>
                 <w:sz w:val="24"/>
                 <w:szCs w:val="24"/>
               </w:rPr>
-              <w:t xml:space="preserve">All group members contribute to presentation </w:t>
+              <w:t>Final product (What was the research output?)</w:t>
             </w:r>
           </w:p>
         </w:tc>
@@ -1708,7 +1666,6 @@
         <w:tc>
           <w:tcPr>
             <w:tcW w:w="849" w:type="dxa"/>
-            <w:shd w:val="clear" w:color="auto" w:fill="auto"/>
           </w:tcPr>
           <w:p>
             <w:pPr>
@@ -1747,163 +1704,7 @@
                 <w:sz w:val="24"/>
                 <w:szCs w:val="24"/>
               </w:rPr>
-              <w:t>1</w:t>
-            </w:r>
-          </w:p>
-        </w:tc>
-        <w:tc>
-          <w:tcPr>
-            <w:tcW w:w="7701" w:type="dxa"/>
-            <w:tcBorders>
-              <w:top w:val="single" w:sz="4" w:space="0" w:color="auto"/>
-              <w:bottom w:val="single" w:sz="4" w:space="0" w:color="auto"/>
-            </w:tcBorders>
-          </w:tcPr>
-          <w:p>
-            <w:pPr>
-              <w:rPr>
-                <w:rFonts w:cstheme="minorHAnsi"/>
-                <w:i w:val="0"/>
-                <w:iCs w:val="0"/>
-                <w:sz w:val="24"/>
-                <w:szCs w:val="24"/>
-              </w:rPr>
-            </w:pPr>
-            <w:r>
-              <w:rPr>
-                <w:rFonts w:cstheme="minorHAnsi"/>
-                <w:i w:val="0"/>
-                <w:iCs w:val="0"/>
-                <w:sz w:val="24"/>
-                <w:szCs w:val="24"/>
-              </w:rPr>
-              <w:t xml:space="preserve">Presentation includes the problem </w:t>
-            </w:r>
-          </w:p>
-        </w:tc>
-      </w:tr>
-      <w:tr>
-        <w:tc>
-          <w:tcPr>
-            <w:tcW w:w="849" w:type="dxa"/>
-            <w:shd w:val="clear" w:color="auto" w:fill="auto"/>
-          </w:tcPr>
-          <w:p>
-            <w:pPr>
-              <w:rPr>
-                <w:i w:val="0"/>
-                <w:iCs w:val="0"/>
-                <w:sz w:val="24"/>
-                <w:szCs w:val="24"/>
-              </w:rPr>
-            </w:pPr>
-          </w:p>
-        </w:tc>
-        <w:tc>
-          <w:tcPr>
-            <w:tcW w:w="900" w:type="dxa"/>
-            <w:tcBorders>
-              <w:top w:val="single" w:sz="4" w:space="0" w:color="auto"/>
-              <w:bottom w:val="single" w:sz="4" w:space="0" w:color="auto"/>
-            </w:tcBorders>
-            <w:vAlign w:val="center"/>
-          </w:tcPr>
-          <w:p>
-            <w:pPr>
-              <w:jc w:val="center"/>
-              <w:rPr>
-                <w:i w:val="0"/>
-                <w:iCs w:val="0"/>
-                <w:sz w:val="24"/>
-                <w:szCs w:val="24"/>
-              </w:rPr>
-            </w:pPr>
-            <w:r>
-              <w:rPr>
-                <w:i w:val="0"/>
-                <w:iCs w:val="0"/>
-                <w:sz w:val="24"/>
-                <w:szCs w:val="24"/>
-              </w:rPr>
-              <w:t>1</w:t>
-            </w:r>
-          </w:p>
-        </w:tc>
-        <w:tc>
-          <w:tcPr>
-            <w:tcW w:w="7701" w:type="dxa"/>
-            <w:tcBorders>
-              <w:top w:val="single" w:sz="4" w:space="0" w:color="auto"/>
-              <w:bottom w:val="single" w:sz="4" w:space="0" w:color="auto"/>
-            </w:tcBorders>
-          </w:tcPr>
-          <w:p>
-            <w:pPr>
-              <w:rPr>
-                <w:rFonts w:cstheme="minorHAnsi"/>
-                <w:i w:val="0"/>
-                <w:iCs w:val="0"/>
-                <w:sz w:val="24"/>
-                <w:szCs w:val="24"/>
-              </w:rPr>
-            </w:pPr>
-            <w:r>
-              <w:rPr>
-                <w:rFonts w:cstheme="minorHAnsi"/>
-                <w:i w:val="0"/>
-                <w:iCs w:val="0"/>
-                <w:sz w:val="24"/>
-                <w:szCs w:val="24"/>
-              </w:rPr>
-              <w:t xml:space="preserve">Problem is clearly described </w:t>
-            </w:r>
-          </w:p>
-        </w:tc>
-      </w:tr>
-      <w:tr>
-        <w:tc>
-          <w:tcPr>
-            <w:tcW w:w="849" w:type="dxa"/>
-            <w:shd w:val="clear" w:color="auto" w:fill="auto"/>
-          </w:tcPr>
-          <w:p>
-            <w:pPr>
-              <w:rPr>
-                <w:i w:val="0"/>
-                <w:iCs w:val="0"/>
-                <w:sz w:val="24"/>
-                <w:szCs w:val="24"/>
-              </w:rPr>
-            </w:pPr>
-          </w:p>
-        </w:tc>
-        <w:tc>
-          <w:tcPr>
-            <w:tcW w:w="900" w:type="dxa"/>
-            <w:tcBorders>
-              <w:top w:val="single" w:sz="4" w:space="0" w:color="auto"/>
-              <w:bottom w:val="single" w:sz="4" w:space="0" w:color="auto"/>
-            </w:tcBorders>
-            <w:vAlign w:val="center"/>
-          </w:tcPr>
-          <w:p>
-            <w:pPr>
-              <w:jc w:val="center"/>
-              <w:rPr>
-                <w:i w:val="0"/>
-                <w:iCs w:val="0"/>
-                <w:sz w:val="24"/>
-                <w:szCs w:val="24"/>
-              </w:rPr>
-            </w:pPr>
-            <w:r>
-              <w:rPr>
-                <w:i w:val="0"/>
-                <w:iCs w:val="0"/>
-                <w:sz w:val="24"/>
-                <w:szCs w:val="24"/>
-              </w:rPr>
-              <w:t>1</w:t>
+              <w:t>2</w:t>
             </w:r>
           </w:p>
         </w:tc>
@@ -1926,23 +1727,13 @@
             </w:pPr>
             <w:r>
               <w:rPr>
-                <w:rFonts w:cstheme="minorHAnsi"/>
-                <w:i w:val="0"/>
-                <w:iCs w:val="0"/>
+                <w:rStyle w:val="SubtleEmphasis"/>
+                <w:rFonts w:asciiTheme="minorHAnsi" w:hAnsiTheme="minorHAnsi" w:cstheme="minorHAnsi"/>
+                <w:color w:val="0D0D0D" w:themeColor="text1" w:themeTint="F2"/>
                 <w:sz w:val="24"/>
                 <w:szCs w:val="24"/>
               </w:rPr>
-              <w:t xml:space="preserve">Presentation includes </w:t>
-            </w:r>
-            <w:r>
-              <w:rPr>
-                <w:rFonts w:cstheme="minorHAnsi"/>
-                <w:i w:val="0"/>
-                <w:iCs w:val="0"/>
-                <w:sz w:val="24"/>
-                <w:szCs w:val="24"/>
-              </w:rPr>
-              <w:t xml:space="preserve">new idea </w:t>
+              <w:t>Recap of limitations / next steps (What are the caveats? What’s next?)</w:t>
             </w:r>
           </w:p>
         </w:tc>
@@ -1951,7 +1742,10 @@
         <w:tc>
           <w:tcPr>
             <w:tcW w:w="849" w:type="dxa"/>
-            <w:shd w:val="clear" w:color="auto" w:fill="auto"/>
+            <w:tcBorders>
+              <w:bottom w:val="single" w:sz="4" w:space="0" w:color="auto"/>
+            </w:tcBorders>
+            <w:vAlign w:val="center"/>
           </w:tcPr>
           <w:p>
             <w:pPr>
@@ -1969,7 +1763,6 @@
             <w:tcW w:w="900" w:type="dxa"/>
             <w:tcBorders>
               <w:top w:val="single" w:sz="4" w:space="0" w:color="auto"/>
-              <w:bottom w:val="single" w:sz="4" w:space="0" w:color="auto"/>
             </w:tcBorders>
             <w:vAlign w:val="center"/>
           </w:tcPr>
@@ -1990,7 +1783,7 @@
                 <w:sz w:val="24"/>
                 <w:szCs w:val="24"/>
               </w:rPr>
-              <w:t>1</w:t>
+              <w:t>4</w:t>
             </w:r>
           </w:p>
         </w:tc>
@@ -1999,61 +1792,10 @@
             <w:tcW w:w="7701" w:type="dxa"/>
             <w:tcBorders>
               <w:top w:val="single" w:sz="4" w:space="0" w:color="auto"/>
-              <w:bottom w:val="single" w:sz="4" w:space="0" w:color="auto"/>
             </w:tcBorders>
           </w:tcPr>
           <w:p>
             <w:pPr>
-              <w:rPr>
-                <w:rFonts w:cstheme="minorHAnsi"/>
-                <w:i w:val="0"/>
-                <w:iCs w:val="0"/>
-                <w:sz w:val="24"/>
-                <w:szCs w:val="24"/>
-              </w:rPr>
-            </w:pPr>
-            <w:r>
-              <w:rPr>
-                <w:rFonts w:cstheme="minorHAnsi"/>
-                <w:i w:val="0"/>
-                <w:iCs w:val="0"/>
-                <w:sz w:val="24"/>
-                <w:szCs w:val="24"/>
-              </w:rPr>
-              <w:t xml:space="preserve">New idea is well described </w:t>
-            </w:r>
-          </w:p>
-        </w:tc>
-      </w:tr>
-      <w:tr>
-        <w:tc>
-          <w:tcPr>
-            <w:tcW w:w="849" w:type="dxa"/>
-            <w:shd w:val="clear" w:color="auto" w:fill="auto"/>
-          </w:tcPr>
-          <w:p>
-            <w:pPr>
-              <w:rPr>
-                <w:i w:val="0"/>
-                <w:iCs w:val="0"/>
-                <w:sz w:val="24"/>
-                <w:szCs w:val="24"/>
-              </w:rPr>
-            </w:pPr>
-          </w:p>
-        </w:tc>
-        <w:tc>
-          <w:tcPr>
-            <w:tcW w:w="900" w:type="dxa"/>
-            <w:tcBorders>
-              <w:top w:val="single" w:sz="4" w:space="0" w:color="auto"/>
-              <w:bottom w:val="single" w:sz="4" w:space="0" w:color="auto"/>
-            </w:tcBorders>
-            <w:vAlign w:val="center"/>
-          </w:tcPr>
-          <w:p>
-            <w:pPr>
-              <w:jc w:val="center"/>
               <w:rPr>
                 <w:i w:val="0"/>
                 <w:iCs w:val="0"/>
@@ -2068,86 +1810,8 @@
                 <w:sz w:val="24"/>
                 <w:szCs w:val="24"/>
               </w:rPr>
-              <w:t>1</w:t>
+              <w:t xml:space="preserve">Creativity / Attention to detail / </w:t>
             </w:r>
-          </w:p>
-        </w:tc>
-        <w:tc>
-          <w:tcPr>
-            <w:tcW w:w="7701" w:type="dxa"/>
-            <w:tcBorders>
-              <w:top w:val="single" w:sz="4" w:space="0" w:color="auto"/>
-              <w:bottom w:val="single" w:sz="4" w:space="0" w:color="auto"/>
-            </w:tcBorders>
-          </w:tcPr>
-          <w:p>
-            <w:pPr>
-              <w:rPr>
-                <w:i w:val="0"/>
-                <w:iCs w:val="0"/>
-                <w:sz w:val="24"/>
-                <w:szCs w:val="24"/>
-              </w:rPr>
-            </w:pPr>
-            <w:r>
-              <w:rPr>
-                <w:rFonts w:cstheme="minorHAnsi"/>
-                <w:i w:val="0"/>
-                <w:iCs w:val="0"/>
-                <w:sz w:val="24"/>
-                <w:szCs w:val="24"/>
-              </w:rPr>
-              <w:t xml:space="preserve">Presentation includes </w:t>
-            </w:r>
-            <w:r>
-              <w:rPr>
-                <w:rFonts w:cstheme="minorHAnsi"/>
-                <w:i w:val="0"/>
-                <w:iCs w:val="0"/>
-                <w:sz w:val="24"/>
-                <w:szCs w:val="24"/>
-              </w:rPr>
-              <w:t>a system description</w:t>
-            </w:r>
-          </w:p>
-        </w:tc>
-      </w:tr>
-      <w:tr>
-        <w:tc>
-          <w:tcPr>
-            <w:tcW w:w="849" w:type="dxa"/>
-            <w:shd w:val="clear" w:color="auto" w:fill="auto"/>
-          </w:tcPr>
-          <w:p>
-            <w:pPr>
-              <w:rPr>
-                <w:i w:val="0"/>
-                <w:iCs w:val="0"/>
-                <w:sz w:val="24"/>
-                <w:szCs w:val="24"/>
-              </w:rPr>
-            </w:pPr>
-          </w:p>
-        </w:tc>
-        <w:tc>
-          <w:tcPr>
-            <w:tcW w:w="900" w:type="dxa"/>
-            <w:tcBorders>
-              <w:top w:val="single" w:sz="4" w:space="0" w:color="auto"/>
-              <w:bottom w:val="single" w:sz="4" w:space="0" w:color="auto"/>
-            </w:tcBorders>
-            <w:vAlign w:val="center"/>
-          </w:tcPr>
-          <w:p>
-            <w:pPr>
-              <w:jc w:val="center"/>
-              <w:rPr>
-                <w:i w:val="0"/>
-                <w:iCs w:val="0"/>
-                <w:sz w:val="24"/>
-                <w:szCs w:val="24"/>
-              </w:rPr>
-            </w:pPr>
             <w:r>
               <w:rPr>
                 <w:i w:val="0"/>
@@ -2155,391 +1819,7 @@
                 <w:sz w:val="24"/>
                 <w:szCs w:val="24"/>
               </w:rPr>
-              <w:t>1</w:t>
-            </w:r>
-          </w:p>
-        </w:tc>
-        <w:tc>
-          <w:tcPr>
-            <w:tcW w:w="7701" w:type="dxa"/>
-            <w:tcBorders>
-              <w:top w:val="single" w:sz="4" w:space="0" w:color="auto"/>
-              <w:bottom w:val="single" w:sz="4" w:space="0" w:color="auto"/>
-            </w:tcBorders>
-          </w:tcPr>
-          <w:p>
-            <w:pPr>
-              <w:rPr>
-                <w:rFonts w:cstheme="minorHAnsi"/>
-                <w:i w:val="0"/>
-                <w:iCs w:val="0"/>
-                <w:sz w:val="24"/>
-                <w:szCs w:val="24"/>
-              </w:rPr>
-            </w:pPr>
-            <w:r>
-              <w:rPr>
-                <w:rFonts w:cstheme="minorHAnsi"/>
-                <w:i w:val="0"/>
-                <w:iCs w:val="0"/>
-                <w:sz w:val="24"/>
-                <w:szCs w:val="24"/>
-              </w:rPr>
-              <w:t xml:space="preserve">System description is clear </w:t>
-            </w:r>
-          </w:p>
-        </w:tc>
-      </w:tr>
-      <w:tr>
-        <w:tc>
-          <w:tcPr>
-            <w:tcW w:w="849" w:type="dxa"/>
-            <w:shd w:val="clear" w:color="auto" w:fill="auto"/>
-          </w:tcPr>
-          <w:p>
-            <w:pPr>
-              <w:rPr>
-                <w:i w:val="0"/>
-                <w:iCs w:val="0"/>
-                <w:sz w:val="24"/>
-                <w:szCs w:val="24"/>
-              </w:rPr>
-            </w:pPr>
-          </w:p>
-        </w:tc>
-        <w:tc>
-          <w:tcPr>
-            <w:tcW w:w="900" w:type="dxa"/>
-            <w:tcBorders>
-              <w:top w:val="single" w:sz="4" w:space="0" w:color="auto"/>
-              <w:bottom w:val="single" w:sz="4" w:space="0" w:color="auto"/>
-            </w:tcBorders>
-            <w:vAlign w:val="center"/>
-          </w:tcPr>
-          <w:p>
-            <w:pPr>
-              <w:jc w:val="center"/>
-              <w:rPr>
-                <w:i w:val="0"/>
-                <w:iCs w:val="0"/>
-                <w:sz w:val="24"/>
-                <w:szCs w:val="24"/>
-              </w:rPr>
-            </w:pPr>
-            <w:r>
-              <w:rPr>
-                <w:i w:val="0"/>
-                <w:iCs w:val="0"/>
-                <w:sz w:val="24"/>
-                <w:szCs w:val="24"/>
-              </w:rPr>
-              <w:t>1</w:t>
-            </w:r>
-          </w:p>
-        </w:tc>
-        <w:tc>
-          <w:tcPr>
-            <w:tcW w:w="7701" w:type="dxa"/>
-            <w:tcBorders>
-              <w:top w:val="single" w:sz="4" w:space="0" w:color="auto"/>
-              <w:bottom w:val="single" w:sz="4" w:space="0" w:color="auto"/>
-            </w:tcBorders>
-          </w:tcPr>
-          <w:p>
-            <w:pPr>
-              <w:rPr>
-                <w:i w:val="0"/>
-                <w:iCs w:val="0"/>
-                <w:sz w:val="24"/>
-                <w:szCs w:val="24"/>
-              </w:rPr>
-            </w:pPr>
-            <w:r>
-              <w:rPr>
-                <w:rFonts w:cstheme="minorHAnsi"/>
-                <w:i w:val="0"/>
-                <w:iCs w:val="0"/>
-                <w:sz w:val="24"/>
-                <w:szCs w:val="24"/>
-              </w:rPr>
-              <w:t xml:space="preserve">Presentation includes </w:t>
-            </w:r>
-            <w:r>
-              <w:rPr>
-                <w:rFonts w:cstheme="minorHAnsi"/>
-                <w:i w:val="0"/>
-                <w:iCs w:val="0"/>
-                <w:sz w:val="24"/>
-                <w:szCs w:val="24"/>
-              </w:rPr>
-              <w:t>an evaluation</w:t>
-            </w:r>
-            <w:r>
-              <w:rPr>
-                <w:rFonts w:cstheme="minorHAnsi"/>
-                <w:i w:val="0"/>
-                <w:iCs w:val="0"/>
-                <w:sz w:val="24"/>
-                <w:szCs w:val="24"/>
-              </w:rPr>
-              <w:t xml:space="preserve"> </w:t>
-            </w:r>
-          </w:p>
-        </w:tc>
-      </w:tr>
-      <w:tr>
-        <w:tc>
-          <w:tcPr>
-            <w:tcW w:w="849" w:type="dxa"/>
-            <w:shd w:val="clear" w:color="auto" w:fill="auto"/>
-          </w:tcPr>
-          <w:p>
-            <w:pPr>
-              <w:rPr>
-                <w:i w:val="0"/>
-                <w:iCs w:val="0"/>
-                <w:sz w:val="24"/>
-                <w:szCs w:val="24"/>
-              </w:rPr>
-            </w:pPr>
-          </w:p>
-        </w:tc>
-        <w:tc>
-          <w:tcPr>
-            <w:tcW w:w="900" w:type="dxa"/>
-            <w:tcBorders>
-              <w:top w:val="single" w:sz="4" w:space="0" w:color="auto"/>
-              <w:bottom w:val="single" w:sz="4" w:space="0" w:color="auto"/>
-            </w:tcBorders>
-            <w:vAlign w:val="center"/>
-          </w:tcPr>
-          <w:p>
-            <w:pPr>
-              <w:jc w:val="center"/>
-              <w:rPr>
-                <w:i w:val="0"/>
-                <w:iCs w:val="0"/>
-                <w:sz w:val="24"/>
-                <w:szCs w:val="24"/>
-              </w:rPr>
-            </w:pPr>
-            <w:r>
-              <w:rPr>
-                <w:i w:val="0"/>
-                <w:iCs w:val="0"/>
-                <w:sz w:val="24"/>
-                <w:szCs w:val="24"/>
-              </w:rPr>
-              <w:t>1</w:t>
-            </w:r>
-          </w:p>
-        </w:tc>
-        <w:tc>
-          <w:tcPr>
-            <w:tcW w:w="7701" w:type="dxa"/>
-            <w:tcBorders>
-              <w:top w:val="single" w:sz="4" w:space="0" w:color="auto"/>
-              <w:bottom w:val="single" w:sz="4" w:space="0" w:color="auto"/>
-            </w:tcBorders>
-          </w:tcPr>
-          <w:p>
-            <w:pPr>
-              <w:rPr>
-                <w:rFonts w:cstheme="minorHAnsi"/>
-                <w:i w:val="0"/>
-                <w:iCs w:val="0"/>
-                <w:sz w:val="24"/>
-                <w:szCs w:val="24"/>
-              </w:rPr>
-            </w:pPr>
-            <w:r>
-              <w:rPr>
-                <w:rFonts w:cstheme="minorHAnsi"/>
-                <w:i w:val="0"/>
-                <w:iCs w:val="0"/>
-                <w:sz w:val="24"/>
-                <w:szCs w:val="24"/>
-              </w:rPr>
-              <w:t xml:space="preserve">Evaluation is thoughtful </w:t>
-            </w:r>
-          </w:p>
-        </w:tc>
-      </w:tr>
-      <w:tr>
-        <w:tc>
-          <w:tcPr>
-            <w:tcW w:w="849" w:type="dxa"/>
-            <w:shd w:val="clear" w:color="auto" w:fill="auto"/>
-          </w:tcPr>
-          <w:p>
-            <w:pPr>
-              <w:rPr>
-                <w:i w:val="0"/>
-                <w:iCs w:val="0"/>
-                <w:sz w:val="24"/>
-                <w:szCs w:val="24"/>
-              </w:rPr>
-            </w:pPr>
-          </w:p>
-        </w:tc>
-        <w:tc>
-          <w:tcPr>
-            <w:tcW w:w="900" w:type="dxa"/>
-            <w:tcBorders>
-              <w:top w:val="single" w:sz="4" w:space="0" w:color="auto"/>
-              <w:bottom w:val="single" w:sz="4" w:space="0" w:color="auto"/>
-            </w:tcBorders>
-            <w:vAlign w:val="center"/>
-          </w:tcPr>
-          <w:p>
-            <w:pPr>
-              <w:jc w:val="center"/>
-              <w:rPr>
-                <w:i w:val="0"/>
-                <w:iCs w:val="0"/>
-                <w:sz w:val="24"/>
-                <w:szCs w:val="24"/>
-              </w:rPr>
-            </w:pPr>
-            <w:r>
-              <w:rPr>
-                <w:i w:val="0"/>
-                <w:iCs w:val="0"/>
-                <w:sz w:val="24"/>
-                <w:szCs w:val="24"/>
-              </w:rPr>
-              <w:t>1</w:t>
-            </w:r>
-          </w:p>
-        </w:tc>
-        <w:tc>
-          <w:tcPr>
-            <w:tcW w:w="7701" w:type="dxa"/>
-            <w:tcBorders>
-              <w:top w:val="single" w:sz="4" w:space="0" w:color="auto"/>
-              <w:bottom w:val="single" w:sz="4" w:space="0" w:color="auto"/>
-            </w:tcBorders>
-          </w:tcPr>
-          <w:p>
-            <w:pPr>
-              <w:rPr>
-                <w:rFonts w:cstheme="minorHAnsi"/>
-                <w:i w:val="0"/>
-                <w:iCs w:val="0"/>
-                <w:sz w:val="24"/>
-                <w:szCs w:val="24"/>
-              </w:rPr>
-            </w:pPr>
-            <w:r>
-              <w:rPr>
-                <w:rFonts w:cstheme="minorHAnsi"/>
-                <w:i w:val="0"/>
-                <w:iCs w:val="0"/>
-                <w:sz w:val="24"/>
-                <w:szCs w:val="24"/>
-              </w:rPr>
-              <w:t xml:space="preserve">Presentation includes </w:t>
-            </w:r>
-            <w:r>
-              <w:rPr>
-                <w:rFonts w:cstheme="minorHAnsi"/>
-                <w:i w:val="0"/>
-                <w:iCs w:val="0"/>
-                <w:sz w:val="24"/>
-                <w:szCs w:val="24"/>
-              </w:rPr>
-              <w:t xml:space="preserve">a main takeaway </w:t>
-            </w:r>
-            <w:r>
-              <w:rPr>
-                <w:rFonts w:cstheme="minorHAnsi"/>
-                <w:i w:val="0"/>
-                <w:iCs w:val="0"/>
-                <w:sz w:val="24"/>
-                <w:szCs w:val="24"/>
-              </w:rPr>
-              <w:t xml:space="preserve"> </w:t>
-            </w:r>
-          </w:p>
-        </w:tc>
-      </w:tr>
-      <w:tr>
-        <w:tc>
-          <w:tcPr>
-            <w:tcW w:w="849" w:type="dxa"/>
-            <w:tcBorders>
-              <w:bottom w:val="single" w:sz="4" w:space="0" w:color="auto"/>
-            </w:tcBorders>
-            <w:shd w:val="clear" w:color="auto" w:fill="auto"/>
-          </w:tcPr>
-          <w:p>
-            <w:pPr>
-              <w:rPr>
-                <w:i w:val="0"/>
-                <w:iCs w:val="0"/>
-                <w:sz w:val="24"/>
-                <w:szCs w:val="24"/>
-              </w:rPr>
-            </w:pPr>
-          </w:p>
-        </w:tc>
-        <w:tc>
-          <w:tcPr>
-            <w:tcW w:w="900" w:type="dxa"/>
-            <w:tcBorders>
-              <w:top w:val="single" w:sz="4" w:space="0" w:color="auto"/>
-              <w:bottom w:val="single" w:sz="4" w:space="0" w:color="auto"/>
-            </w:tcBorders>
-            <w:vAlign w:val="center"/>
-          </w:tcPr>
-          <w:p>
-            <w:pPr>
-              <w:jc w:val="center"/>
-              <w:rPr>
-                <w:i w:val="0"/>
-                <w:iCs w:val="0"/>
-                <w:sz w:val="24"/>
-                <w:szCs w:val="24"/>
-              </w:rPr>
-            </w:pPr>
-            <w:r>
-              <w:rPr>
-                <w:i w:val="0"/>
-                <w:iCs w:val="0"/>
-                <w:sz w:val="24"/>
-                <w:szCs w:val="24"/>
-              </w:rPr>
-              <w:t>1</w:t>
-            </w:r>
-          </w:p>
-        </w:tc>
-        <w:tc>
-          <w:tcPr>
-            <w:tcW w:w="7701" w:type="dxa"/>
-            <w:tcBorders>
-              <w:top w:val="single" w:sz="4" w:space="0" w:color="auto"/>
-              <w:bottom w:val="single" w:sz="4" w:space="0" w:color="auto"/>
-            </w:tcBorders>
-          </w:tcPr>
-          <w:p>
-            <w:pPr>
-              <w:rPr>
-                <w:rFonts w:cstheme="minorHAnsi"/>
-                <w:i w:val="0"/>
-                <w:iCs w:val="0"/>
-                <w:sz w:val="24"/>
-                <w:szCs w:val="24"/>
-              </w:rPr>
-            </w:pPr>
-            <w:r>
-              <w:rPr>
-                <w:rFonts w:cstheme="minorHAnsi"/>
-                <w:i w:val="0"/>
-                <w:iCs w:val="0"/>
-                <w:sz w:val="24"/>
-                <w:szCs w:val="24"/>
-              </w:rPr>
-              <w:t xml:space="preserve">Main takeaway is clearly described </w:t>
+              <w:t xml:space="preserve">Scope of output </w:t>
             </w:r>
           </w:p>
         </w:tc>
@@ -2601,16 +1881,7 @@
                 <w:sz w:val="24"/>
                 <w:szCs w:val="24"/>
               </w:rPr>
-              <w:t>1</w:t>
-            </w:r>
-            <w:r>
-              <w:rPr>
-                <w:i w:val="0"/>
-                <w:iCs w:val="0"/>
-                <w:sz w:val="24"/>
-                <w:szCs w:val="24"/>
-              </w:rPr>
-              <w:t>5</w:t>
+              <w:t>20</w:t>
             </w:r>
           </w:p>
         </w:tc>
@@ -2666,7 +1937,7 @@
 </file>
 
 <file path=word/numbering.xml><?xml version="1.0" encoding="utf-8"?>
-<w:numbering xmlns:wpc="http://schemas.microsoft.com/office/word/2010/wordprocessingCanvas" xmlns:cx="http://schemas.microsoft.com/office/drawing/2014/chartex" xmlns:cx1="http://schemas.microsoft.com/office/drawing/2015/9/8/chartex" xmlns:cx2="http://schemas.microsoft.com/office/drawing/2015/10/21/chartex" xmlns:cx3="http://schemas.microsoft.com/office/drawing/2016/5/9/chartex" xmlns:cx4="http://schemas.microsoft.com/office/drawing/2016/5/10/chartex" xmlns:cx5="http://schemas.microsoft.com/office/drawing/2016/5/11/chartex" xmlns:cx6="http://schemas.microsoft.com/office/drawing/2016/5/12/chartex" xmlns:cx7="http://schemas.microsoft.com/office/drawing/2016/5/13/chartex" xmlns:cx8="http://schemas.microsoft.com/office/drawing/2016/5/14/chartex" xmlns:mc="http://schemas.openxmlformats.org/markup-compatibility/2006" xmlns:aink="http://schemas.microsoft.com/office/drawing/2016/ink" xmlns:am3d="http://schemas.microsoft.com/office/drawing/2017/model3d" xmlns:o="urn:schemas-microsoft-com:office:office" xmlns:oel="http://schemas.microsoft.com/office/2019/extlst" xmlns:r="http://schemas.openxmlformats.org/officeDocument/2006/relationships" xmlns:m="http://schemas.openxmlformats.org/officeDocument/2006/math" xmlns:v="urn:schemas-microsoft-com:vml" xmlns:wp14="http://schemas.microsoft.com/office/word/2010/wordprocessingDrawing" xmlns:wp="http://schemas.openxmlformats.org/drawingml/2006/wordprocessingDrawing" xmlns:w10="urn:schemas-microsoft-com:office:word" xmlns:w="http://schemas.openxmlformats.org/wordprocessingml/2006/main" xmlns:w14="http://schemas.microsoft.com/office/word/2010/wordml" xmlns:w15="http://schemas.microsoft.com/office/word/2012/wordml" xmlns:w16cex="http://schemas.microsoft.com/office/word/2018/wordml/cex" xmlns:w16cid="http://schemas.microsoft.com/office/word/2016/wordml/cid" xmlns:w16="http://schemas.microsoft.com/office/word/2018/wordml" xmlns:w16du="http://schemas.microsoft.com/office/word/2023/wordml/word16du" xmlns:w16sdtdh="http://schemas.microsoft.com/office/word/2020/wordml/sdtdatahash" xmlns:w16se="http://schemas.microsoft.com/office/word/2015/wordml/symex" xmlns:wpg="http://schemas.microsoft.com/office/word/2010/wordprocessingGroup" xmlns:wpi="http://schemas.microsoft.com/office/word/2010/wordprocessingInk" xmlns:wne="http://schemas.microsoft.com/office/word/2006/wordml" xmlns:wps="http://schemas.microsoft.com/office/word/2010/wordprocessingShape" mc:Ignorable="w14 w15 w16se w16cid w16 w16cex w16sdtdh w16du wp14">
+<w:numbering xmlns:wpc="http://schemas.microsoft.com/office/word/2010/wordprocessingCanvas" xmlns:cx="http://schemas.microsoft.com/office/drawing/2014/chartex" xmlns:cx1="http://schemas.microsoft.com/office/drawing/2015/9/8/chartex" xmlns:cx2="http://schemas.microsoft.com/office/drawing/2015/10/21/chartex" xmlns:cx3="http://schemas.microsoft.com/office/drawing/2016/5/9/chartex" xmlns:cx4="http://schemas.microsoft.com/office/drawing/2016/5/10/chartex" xmlns:cx5="http://schemas.microsoft.com/office/drawing/2016/5/11/chartex" xmlns:cx6="http://schemas.microsoft.com/office/drawing/2016/5/12/chartex" xmlns:cx7="http://schemas.microsoft.com/office/drawing/2016/5/13/chartex" xmlns:cx8="http://schemas.microsoft.com/office/drawing/2016/5/14/chartex" xmlns:mc="http://schemas.openxmlformats.org/markup-compatibility/2006" xmlns:aink="http://schemas.microsoft.com/office/drawing/2016/ink" xmlns:am3d="http://schemas.microsoft.com/office/drawing/2017/model3d" xmlns:o="urn:schemas-microsoft-com:office:office" xmlns:oel="http://schemas.microsoft.com/office/2019/extlst" xmlns:r="http://schemas.openxmlformats.org/officeDocument/2006/relationships" xmlns:m="http://schemas.openxmlformats.org/officeDocument/2006/math" xmlns:v="urn:schemas-microsoft-com:vml" xmlns:wp14="http://schemas.microsoft.com/office/word/2010/wordprocessingDrawing" xmlns:wp="http://schemas.openxmlformats.org/drawingml/2006/wordprocessingDrawing" xmlns:w10="urn:schemas-microsoft-com:office:word" xmlns:w="http://schemas.openxmlformats.org/wordprocessingml/2006/main" xmlns:w14="http://schemas.microsoft.com/office/word/2010/wordml" xmlns:w15="http://schemas.microsoft.com/office/word/2012/wordml" xmlns:w16cex="http://schemas.microsoft.com/office/word/2018/wordml/cex" xmlns:w16cid="http://schemas.microsoft.com/office/word/2016/wordml/cid" xmlns:w16="http://schemas.microsoft.com/office/word/2018/wordml" xmlns:w16du="http://schemas.microsoft.com/office/word/2023/wordml/word16du" xmlns:w16sdtdh="http://schemas.microsoft.com/office/word/2020/wordml/sdtdatahash" xmlns:w16sdtfl="http://schemas.microsoft.com/office/word/2024/wordml/sdtformatlock" xmlns:w16se="http://schemas.microsoft.com/office/word/2015/wordml/symex" xmlns:wpg="http://schemas.microsoft.com/office/word/2010/wordprocessingGroup" xmlns:wpi="http://schemas.microsoft.com/office/word/2010/wordprocessingInk" xmlns:wne="http://schemas.microsoft.com/office/word/2006/wordml" xmlns:wps="http://schemas.microsoft.com/office/word/2010/wordprocessingShape" mc:Ignorable="w14 w15 w16se w16cid w16 w16cex w16sdtdh w16sdtfl w16du wp14">
   <w:abstractNum w:abstractNumId="0" w15:restartNumberingAfterBreak="0">
     <w:nsid w:val="0CE31833"/>
     <w:multiLevelType w:val="multilevel"/>
@@ -3317,6 +2588,116 @@
     </w:lvl>
   </w:abstractNum>
   <w:abstractNum w:abstractNumId="5" w15:restartNumberingAfterBreak="0">
+    <w:nsid w:val="198B1043"/>
+    <w:multiLevelType w:val="hybridMultilevel"/>
+    <w:tmpl w:val="F7DAEA5C"/>
+    <w:lvl w:ilvl="0" w:tplc="04090001">
+      <w:start w:val="1"/>
+      <w:numFmt w:val="bullet"/>
+      <w:lvlText w:val=""/>
+      <w:lvlJc w:val="left"/>
+      <w:pPr>
+        <w:ind w:left="720" w:hanging="360"/>
+      </w:pPr>
+      <w:rPr>
+        <w:rFonts w:ascii="Symbol" w:hAnsi="Symbol" w:hint="default"/>
+      </w:rPr>
+    </w:lvl>
+    <w:lvl w:ilvl="1" w:tplc="0409000F">
+      <w:start w:val="1"/>
+      <w:numFmt w:val="decimal"/>
+      <w:lvlText w:val="%2."/>
+      <w:lvlJc w:val="left"/>
+      <w:pPr>
+        <w:ind w:left="1440" w:hanging="360"/>
+      </w:pPr>
+    </w:lvl>
+    <w:lvl w:ilvl="2" w:tplc="04090005" w:tentative="1">
+      <w:start w:val="1"/>
+      <w:numFmt w:val="bullet"/>
+      <w:lvlText w:val=""/>
+      <w:lvlJc w:val="left"/>
+      <w:pPr>
+        <w:ind w:left="2160" w:hanging="360"/>
+      </w:pPr>
+      <w:rPr>
+        <w:rFonts w:ascii="Wingdings" w:hAnsi="Wingdings" w:hint="default"/>
+      </w:rPr>
+    </w:lvl>
+    <w:lvl w:ilvl="3" w:tplc="04090001" w:tentative="1">
+      <w:start w:val="1"/>
+      <w:numFmt w:val="bullet"/>
+      <w:lvlText w:val=""/>
+      <w:lvlJc w:val="left"/>
+      <w:pPr>
+        <w:ind w:left="2880" w:hanging="360"/>
+      </w:pPr>
+      <w:rPr>
+        <w:rFonts w:ascii="Symbol" w:hAnsi="Symbol" w:hint="default"/>
+      </w:rPr>
+    </w:lvl>
+    <w:lvl w:ilvl="4" w:tplc="04090003" w:tentative="1">
+      <w:start w:val="1"/>
+      <w:numFmt w:val="bullet"/>
+      <w:lvlText w:val="o"/>
+      <w:lvlJc w:val="left"/>
+      <w:pPr>
+        <w:ind w:left="3600" w:hanging="360"/>
+      </w:pPr>
+      <w:rPr>
+        <w:rFonts w:ascii="Courier New" w:hAnsi="Courier New" w:cs="Courier New" w:hint="default"/>
+      </w:rPr>
+    </w:lvl>
+    <w:lvl w:ilvl="5" w:tplc="04090005" w:tentative="1">
+      <w:start w:val="1"/>
+      <w:numFmt w:val="bullet"/>
+      <w:lvlText w:val=""/>
+      <w:lvlJc w:val="left"/>
+      <w:pPr>
+        <w:ind w:left="4320" w:hanging="360"/>
+      </w:pPr>
+      <w:rPr>
+        <w:rFonts w:ascii="Wingdings" w:hAnsi="Wingdings" w:hint="default"/>
+      </w:rPr>
+    </w:lvl>
+    <w:lvl w:ilvl="6" w:tplc="04090001" w:tentative="1">
+      <w:start w:val="1"/>
+      <w:numFmt w:val="bullet"/>
+      <w:lvlText w:val=""/>
+      <w:lvlJc w:val="left"/>
+      <w:pPr>
+        <w:ind w:left="5040" w:hanging="360"/>
+      </w:pPr>
+      <w:rPr>
+        <w:rFonts w:ascii="Symbol" w:hAnsi="Symbol" w:hint="default"/>
+      </w:rPr>
+    </w:lvl>
+    <w:lvl w:ilvl="7" w:tplc="04090003" w:tentative="1">
+      <w:start w:val="1"/>
+      <w:numFmt w:val="bullet"/>
+      <w:lvlText w:val="o"/>
+      <w:lvlJc w:val="left"/>
+      <w:pPr>
+        <w:ind w:left="5760" w:hanging="360"/>
+      </w:pPr>
+      <w:rPr>
+        <w:rFonts w:ascii="Courier New" w:hAnsi="Courier New" w:cs="Courier New" w:hint="default"/>
+      </w:rPr>
+    </w:lvl>
+    <w:lvl w:ilvl="8" w:tplc="04090005" w:tentative="1">
+      <w:start w:val="1"/>
+      <w:numFmt w:val="bullet"/>
+      <w:lvlText w:val=""/>
+      <w:lvlJc w:val="left"/>
+      <w:pPr>
+        <w:ind w:left="6480" w:hanging="360"/>
+      </w:pPr>
+      <w:rPr>
+        <w:rFonts w:ascii="Wingdings" w:hAnsi="Wingdings" w:hint="default"/>
+      </w:rPr>
+    </w:lvl>
+  </w:abstractNum>
+  <w:abstractNum w:abstractNumId="6" w15:restartNumberingAfterBreak="0">
     <w:nsid w:val="1ACF3FC9"/>
     <w:multiLevelType w:val="hybridMultilevel"/>
     <w:tmpl w:val="8B640668"/>
@@ -3429,7 +2810,93 @@
       </w:rPr>
     </w:lvl>
   </w:abstractNum>
-  <w:abstractNum w:abstractNumId="6" w15:restartNumberingAfterBreak="0">
+  <w:abstractNum w:abstractNumId="7" w15:restartNumberingAfterBreak="0">
+    <w:nsid w:val="1DAB5BD7"/>
+    <w:multiLevelType w:val="hybridMultilevel"/>
+    <w:tmpl w:val="B2586FB2"/>
+    <w:lvl w:ilvl="0" w:tplc="FFFFFFFF">
+      <w:start w:val="1"/>
+      <w:numFmt w:val="decimal"/>
+      <w:lvlText w:val="%1."/>
+      <w:lvlJc w:val="left"/>
+      <w:pPr>
+        <w:ind w:left="1440" w:hanging="360"/>
+      </w:pPr>
+    </w:lvl>
+    <w:lvl w:ilvl="1" w:tplc="FFFFFFFF" w:tentative="1">
+      <w:start w:val="1"/>
+      <w:numFmt w:val="lowerLetter"/>
+      <w:lvlText w:val="%2."/>
+      <w:lvlJc w:val="left"/>
+      <w:pPr>
+        <w:ind w:left="2160" w:hanging="360"/>
+      </w:pPr>
+    </w:lvl>
+    <w:lvl w:ilvl="2" w:tplc="FFFFFFFF" w:tentative="1">
+      <w:start w:val="1"/>
+      <w:numFmt w:val="lowerRoman"/>
+      <w:lvlText w:val="%3."/>
+      <w:lvlJc w:val="right"/>
+      <w:pPr>
+        <w:ind w:left="2880" w:hanging="180"/>
+      </w:pPr>
+    </w:lvl>
+    <w:lvl w:ilvl="3" w:tplc="FFFFFFFF" w:tentative="1">
+      <w:start w:val="1"/>
+      <w:numFmt w:val="decimal"/>
+      <w:lvlText w:val="%4."/>
+      <w:lvlJc w:val="left"/>
+      <w:pPr>
+        <w:ind w:left="3600" w:hanging="360"/>
+      </w:pPr>
+    </w:lvl>
+    <w:lvl w:ilvl="4" w:tplc="FFFFFFFF" w:tentative="1">
+      <w:start w:val="1"/>
+      <w:numFmt w:val="lowerLetter"/>
+      <w:lvlText w:val="%5."/>
+      <w:lvlJc w:val="left"/>
+      <w:pPr>
+        <w:ind w:left="4320" w:hanging="360"/>
+      </w:pPr>
+    </w:lvl>
+    <w:lvl w:ilvl="5" w:tplc="FFFFFFFF" w:tentative="1">
+      <w:start w:val="1"/>
+      <w:numFmt w:val="lowerRoman"/>
+      <w:lvlText w:val="%6."/>
+      <w:lvlJc w:val="right"/>
+      <w:pPr>
+        <w:ind w:left="5040" w:hanging="180"/>
+      </w:pPr>
+    </w:lvl>
+    <w:lvl w:ilvl="6" w:tplc="FFFFFFFF" w:tentative="1">
+      <w:start w:val="1"/>
+      <w:numFmt w:val="decimal"/>
+      <w:lvlText w:val="%7."/>
+      <w:lvlJc w:val="left"/>
+      <w:pPr>
+        <w:ind w:left="5760" w:hanging="360"/>
+      </w:pPr>
+    </w:lvl>
+    <w:lvl w:ilvl="7" w:tplc="FFFFFFFF" w:tentative="1">
+      <w:start w:val="1"/>
+      <w:numFmt w:val="lowerLetter"/>
+      <w:lvlText w:val="%8."/>
+      <w:lvlJc w:val="left"/>
+      <w:pPr>
+        <w:ind w:left="6480" w:hanging="360"/>
+      </w:pPr>
+    </w:lvl>
+    <w:lvl w:ilvl="8" w:tplc="FFFFFFFF" w:tentative="1">
+      <w:start w:val="1"/>
+      <w:numFmt w:val="lowerRoman"/>
+      <w:lvlText w:val="%9."/>
+      <w:lvlJc w:val="right"/>
+      <w:pPr>
+        <w:ind w:left="7200" w:hanging="180"/>
+      </w:pPr>
+    </w:lvl>
+  </w:abstractNum>
+  <w:abstractNum w:abstractNumId="8" w15:restartNumberingAfterBreak="0">
     <w:nsid w:val="2E117C13"/>
     <w:multiLevelType w:val="hybridMultilevel"/>
     <w:tmpl w:val="73BA1BC2"/>
@@ -3542,7 +3009,7 @@
       </w:rPr>
     </w:lvl>
   </w:abstractNum>
-  <w:abstractNum w:abstractNumId="7" w15:restartNumberingAfterBreak="0">
+  <w:abstractNum w:abstractNumId="9" w15:restartNumberingAfterBreak="0">
     <w:nsid w:val="34445EA4"/>
     <w:multiLevelType w:val="hybridMultilevel"/>
     <w:tmpl w:val="0A42072E"/>
@@ -3628,7 +3095,93 @@
       </w:pPr>
     </w:lvl>
   </w:abstractNum>
-  <w:abstractNum w:abstractNumId="8" w15:restartNumberingAfterBreak="0">
+  <w:abstractNum w:abstractNumId="10" w15:restartNumberingAfterBreak="0">
+    <w:nsid w:val="346E16AE"/>
+    <w:multiLevelType w:val="hybridMultilevel"/>
+    <w:tmpl w:val="B2586FB2"/>
+    <w:lvl w:ilvl="0" w:tplc="FFFFFFFF">
+      <w:start w:val="1"/>
+      <w:numFmt w:val="decimal"/>
+      <w:lvlText w:val="%1."/>
+      <w:lvlJc w:val="left"/>
+      <w:pPr>
+        <w:ind w:left="1440" w:hanging="360"/>
+      </w:pPr>
+    </w:lvl>
+    <w:lvl w:ilvl="1" w:tplc="FFFFFFFF" w:tentative="1">
+      <w:start w:val="1"/>
+      <w:numFmt w:val="lowerLetter"/>
+      <w:lvlText w:val="%2."/>
+      <w:lvlJc w:val="left"/>
+      <w:pPr>
+        <w:ind w:left="2160" w:hanging="360"/>
+      </w:pPr>
+    </w:lvl>
+    <w:lvl w:ilvl="2" w:tplc="FFFFFFFF" w:tentative="1">
+      <w:start w:val="1"/>
+      <w:numFmt w:val="lowerRoman"/>
+      <w:lvlText w:val="%3."/>
+      <w:lvlJc w:val="right"/>
+      <w:pPr>
+        <w:ind w:left="2880" w:hanging="180"/>
+      </w:pPr>
+    </w:lvl>
+    <w:lvl w:ilvl="3" w:tplc="FFFFFFFF" w:tentative="1">
+      <w:start w:val="1"/>
+      <w:numFmt w:val="decimal"/>
+      <w:lvlText w:val="%4."/>
+      <w:lvlJc w:val="left"/>
+      <w:pPr>
+        <w:ind w:left="3600" w:hanging="360"/>
+      </w:pPr>
+    </w:lvl>
+    <w:lvl w:ilvl="4" w:tplc="FFFFFFFF" w:tentative="1">
+      <w:start w:val="1"/>
+      <w:numFmt w:val="lowerLetter"/>
+      <w:lvlText w:val="%5."/>
+      <w:lvlJc w:val="left"/>
+      <w:pPr>
+        <w:ind w:left="4320" w:hanging="360"/>
+      </w:pPr>
+    </w:lvl>
+    <w:lvl w:ilvl="5" w:tplc="FFFFFFFF" w:tentative="1">
+      <w:start w:val="1"/>
+      <w:numFmt w:val="lowerRoman"/>
+      <w:lvlText w:val="%6."/>
+      <w:lvlJc w:val="right"/>
+      <w:pPr>
+        <w:ind w:left="5040" w:hanging="180"/>
+      </w:pPr>
+    </w:lvl>
+    <w:lvl w:ilvl="6" w:tplc="FFFFFFFF" w:tentative="1">
+      <w:start w:val="1"/>
+      <w:numFmt w:val="decimal"/>
+      <w:lvlText w:val="%7."/>
+      <w:lvlJc w:val="left"/>
+      <w:pPr>
+        <w:ind w:left="5760" w:hanging="360"/>
+      </w:pPr>
+    </w:lvl>
+    <w:lvl w:ilvl="7" w:tplc="FFFFFFFF" w:tentative="1">
+      <w:start w:val="1"/>
+      <w:numFmt w:val="lowerLetter"/>
+      <w:lvlText w:val="%8."/>
+      <w:lvlJc w:val="left"/>
+      <w:pPr>
+        <w:ind w:left="6480" w:hanging="360"/>
+      </w:pPr>
+    </w:lvl>
+    <w:lvl w:ilvl="8" w:tplc="FFFFFFFF" w:tentative="1">
+      <w:start w:val="1"/>
+      <w:numFmt w:val="lowerRoman"/>
+      <w:lvlText w:val="%9."/>
+      <w:lvlJc w:val="right"/>
+      <w:pPr>
+        <w:ind w:left="7200" w:hanging="180"/>
+      </w:pPr>
+    </w:lvl>
+  </w:abstractNum>
+  <w:abstractNum w:abstractNumId="11" w15:restartNumberingAfterBreak="0">
     <w:nsid w:val="3A9B0D1B"/>
     <w:multiLevelType w:val="multilevel"/>
     <w:tmpl w:val="DC60EFA0"/>
@@ -3777,7 +3330,7 @@
       </w:rPr>
     </w:lvl>
   </w:abstractNum>
-  <w:abstractNum w:abstractNumId="9" w15:restartNumberingAfterBreak="0">
+  <w:abstractNum w:abstractNumId="12" w15:restartNumberingAfterBreak="0">
     <w:nsid w:val="3C623995"/>
     <w:multiLevelType w:val="hybridMultilevel"/>
     <w:tmpl w:val="B142A2C2"/>
@@ -3890,7 +3443,7 @@
       </w:rPr>
     </w:lvl>
   </w:abstractNum>
-  <w:abstractNum w:abstractNumId="10" w15:restartNumberingAfterBreak="0">
+  <w:abstractNum w:abstractNumId="13" w15:restartNumberingAfterBreak="0">
     <w:nsid w:val="43CE0926"/>
     <w:multiLevelType w:val="multilevel"/>
     <w:tmpl w:val="35D454A4"/>
@@ -4039,7 +3592,93 @@
       </w:rPr>
     </w:lvl>
   </w:abstractNum>
-  <w:abstractNum w:abstractNumId="11" w15:restartNumberingAfterBreak="0">
+  <w:abstractNum w:abstractNumId="14" w15:restartNumberingAfterBreak="0">
+    <w:nsid w:val="444B41C8"/>
+    <w:multiLevelType w:val="hybridMultilevel"/>
+    <w:tmpl w:val="C69CF87E"/>
+    <w:lvl w:ilvl="0" w:tplc="0409000F">
+      <w:start w:val="1"/>
+      <w:numFmt w:val="decimal"/>
+      <w:lvlText w:val="%1."/>
+      <w:lvlJc w:val="left"/>
+      <w:pPr>
+        <w:ind w:left="720" w:hanging="360"/>
+      </w:pPr>
+    </w:lvl>
+    <w:lvl w:ilvl="1" w:tplc="04090019" w:tentative="1">
+      <w:start w:val="1"/>
+      <w:numFmt w:val="lowerLetter"/>
+      <w:lvlText w:val="%2."/>
+      <w:lvlJc w:val="left"/>
+      <w:pPr>
+        <w:ind w:left="1440" w:hanging="360"/>
+      </w:pPr>
+    </w:lvl>
+    <w:lvl w:ilvl="2" w:tplc="0409001B" w:tentative="1">
+      <w:start w:val="1"/>
+      <w:numFmt w:val="lowerRoman"/>
+      <w:lvlText w:val="%3."/>
+      <w:lvlJc w:val="right"/>
+      <w:pPr>
+        <w:ind w:left="2160" w:hanging="180"/>
+      </w:pPr>
+    </w:lvl>
+    <w:lvl w:ilvl="3" w:tplc="0409000F" w:tentative="1">
+      <w:start w:val="1"/>
+      <w:numFmt w:val="decimal"/>
+      <w:lvlText w:val="%4."/>
+      <w:lvlJc w:val="left"/>
+      <w:pPr>
+        <w:ind w:left="2880" w:hanging="360"/>
+      </w:pPr>
+    </w:lvl>
+    <w:lvl w:ilvl="4" w:tplc="04090019" w:tentative="1">
+      <w:start w:val="1"/>
+      <w:numFmt w:val="lowerLetter"/>
+      <w:lvlText w:val="%5."/>
+      <w:lvlJc w:val="left"/>
+      <w:pPr>
+        <w:ind w:left="3600" w:hanging="360"/>
+      </w:pPr>
+    </w:lvl>
+    <w:lvl w:ilvl="5" w:tplc="0409001B" w:tentative="1">
+      <w:start w:val="1"/>
+      <w:numFmt w:val="lowerRoman"/>
+      <w:lvlText w:val="%6."/>
+      <w:lvlJc w:val="right"/>
+      <w:pPr>
+        <w:ind w:left="4320" w:hanging="180"/>
+      </w:pPr>
+    </w:lvl>
+    <w:lvl w:ilvl="6" w:tplc="0409000F" w:tentative="1">
+      <w:start w:val="1"/>
+      <w:numFmt w:val="decimal"/>
+      <w:lvlText w:val="%7."/>
+      <w:lvlJc w:val="left"/>
+      <w:pPr>
+        <w:ind w:left="5040" w:hanging="360"/>
+      </w:pPr>
+    </w:lvl>
+    <w:lvl w:ilvl="7" w:tplc="04090019" w:tentative="1">
+      <w:start w:val="1"/>
+      <w:numFmt w:val="lowerLetter"/>
+      <w:lvlText w:val="%8."/>
+      <w:lvlJc w:val="left"/>
+      <w:pPr>
+        <w:ind w:left="5760" w:hanging="360"/>
+      </w:pPr>
+    </w:lvl>
+    <w:lvl w:ilvl="8" w:tplc="0409001B" w:tentative="1">
+      <w:start w:val="1"/>
+      <w:numFmt w:val="lowerRoman"/>
+      <w:lvlText w:val="%9."/>
+      <w:lvlJc w:val="right"/>
+      <w:pPr>
+        <w:ind w:left="6480" w:hanging="180"/>
+      </w:pPr>
+    </w:lvl>
+  </w:abstractNum>
+  <w:abstractNum w:abstractNumId="15" w15:restartNumberingAfterBreak="0">
     <w:nsid w:val="47955BB2"/>
     <w:multiLevelType w:val="multilevel"/>
     <w:tmpl w:val="9F981652"/>
@@ -4188,7 +3827,7 @@
       </w:rPr>
     </w:lvl>
   </w:abstractNum>
-  <w:abstractNum w:abstractNumId="12" w15:restartNumberingAfterBreak="0">
+  <w:abstractNum w:abstractNumId="16" w15:restartNumberingAfterBreak="0">
     <w:nsid w:val="4F8E47F8"/>
     <w:multiLevelType w:val="hybridMultilevel"/>
     <w:tmpl w:val="92C622B6"/>
@@ -4274,7 +3913,93 @@
       </w:pPr>
     </w:lvl>
   </w:abstractNum>
-  <w:abstractNum w:abstractNumId="13" w15:restartNumberingAfterBreak="0">
+  <w:abstractNum w:abstractNumId="17" w15:restartNumberingAfterBreak="0">
+    <w:nsid w:val="567B766E"/>
+    <w:multiLevelType w:val="hybridMultilevel"/>
+    <w:tmpl w:val="3574123E"/>
+    <w:lvl w:ilvl="0" w:tplc="0409000F">
+      <w:start w:val="1"/>
+      <w:numFmt w:val="decimal"/>
+      <w:lvlText w:val="%1."/>
+      <w:lvlJc w:val="left"/>
+      <w:pPr>
+        <w:ind w:left="1440" w:hanging="360"/>
+      </w:pPr>
+    </w:lvl>
+    <w:lvl w:ilvl="1" w:tplc="04090019" w:tentative="1">
+      <w:start w:val="1"/>
+      <w:numFmt w:val="lowerLetter"/>
+      <w:lvlText w:val="%2."/>
+      <w:lvlJc w:val="left"/>
+      <w:pPr>
+        <w:ind w:left="2160" w:hanging="360"/>
+      </w:pPr>
+    </w:lvl>
+    <w:lvl w:ilvl="2" w:tplc="0409001B" w:tentative="1">
+      <w:start w:val="1"/>
+      <w:numFmt w:val="lowerRoman"/>
+      <w:lvlText w:val="%3."/>
+      <w:lvlJc w:val="right"/>
+      <w:pPr>
+        <w:ind w:left="2880" w:hanging="180"/>
+      </w:pPr>
+    </w:lvl>
+    <w:lvl w:ilvl="3" w:tplc="0409000F" w:tentative="1">
+      <w:start w:val="1"/>
+      <w:numFmt w:val="decimal"/>
+      <w:lvlText w:val="%4."/>
+      <w:lvlJc w:val="left"/>
+      <w:pPr>
+        <w:ind w:left="3600" w:hanging="360"/>
+      </w:pPr>
+    </w:lvl>
+    <w:lvl w:ilvl="4" w:tplc="04090019" w:tentative="1">
+      <w:start w:val="1"/>
+      <w:numFmt w:val="lowerLetter"/>
+      <w:lvlText w:val="%5."/>
+      <w:lvlJc w:val="left"/>
+      <w:pPr>
+        <w:ind w:left="4320" w:hanging="360"/>
+      </w:pPr>
+    </w:lvl>
+    <w:lvl w:ilvl="5" w:tplc="0409001B" w:tentative="1">
+      <w:start w:val="1"/>
+      <w:numFmt w:val="lowerRoman"/>
+      <w:lvlText w:val="%6."/>
+      <w:lvlJc w:val="right"/>
+      <w:pPr>
+        <w:ind w:left="5040" w:hanging="180"/>
+      </w:pPr>
+    </w:lvl>
+    <w:lvl w:ilvl="6" w:tplc="0409000F" w:tentative="1">
+      <w:start w:val="1"/>
+      <w:numFmt w:val="decimal"/>
+      <w:lvlText w:val="%7."/>
+      <w:lvlJc w:val="left"/>
+      <w:pPr>
+        <w:ind w:left="5760" w:hanging="360"/>
+      </w:pPr>
+    </w:lvl>
+    <w:lvl w:ilvl="7" w:tplc="04090019" w:tentative="1">
+      <w:start w:val="1"/>
+      <w:numFmt w:val="lowerLetter"/>
+      <w:lvlText w:val="%8."/>
+      <w:lvlJc w:val="left"/>
+      <w:pPr>
+        <w:ind w:left="6480" w:hanging="360"/>
+      </w:pPr>
+    </w:lvl>
+    <w:lvl w:ilvl="8" w:tplc="0409001B" w:tentative="1">
+      <w:start w:val="1"/>
+      <w:numFmt w:val="lowerRoman"/>
+      <w:lvlText w:val="%9."/>
+      <w:lvlJc w:val="right"/>
+      <w:pPr>
+        <w:ind w:left="7200" w:hanging="180"/>
+      </w:pPr>
+    </w:lvl>
+  </w:abstractNum>
+  <w:abstractNum w:abstractNumId="18" w15:restartNumberingAfterBreak="0">
     <w:nsid w:val="56B64C9F"/>
     <w:multiLevelType w:val="hybridMultilevel"/>
     <w:tmpl w:val="EC3C7578"/>
@@ -4387,7 +4112,7 @@
       </w:rPr>
     </w:lvl>
   </w:abstractNum>
-  <w:abstractNum w:abstractNumId="14" w15:restartNumberingAfterBreak="0">
+  <w:abstractNum w:abstractNumId="19" w15:restartNumberingAfterBreak="0">
     <w:nsid w:val="58E74F04"/>
     <w:multiLevelType w:val="hybridMultilevel"/>
     <w:tmpl w:val="49D032F0"/>
@@ -4500,7 +4225,7 @@
       </w:rPr>
     </w:lvl>
   </w:abstractNum>
-  <w:abstractNum w:abstractNumId="15" w15:restartNumberingAfterBreak="0">
+  <w:abstractNum w:abstractNumId="20" w15:restartNumberingAfterBreak="0">
     <w:nsid w:val="5ACA310F"/>
     <w:multiLevelType w:val="multilevel"/>
     <w:tmpl w:val="B5F4F0BA"/>
@@ -4649,7 +4374,93 @@
       </w:rPr>
     </w:lvl>
   </w:abstractNum>
-  <w:abstractNum w:abstractNumId="16" w15:restartNumberingAfterBreak="0">
+  <w:abstractNum w:abstractNumId="21" w15:restartNumberingAfterBreak="0">
+    <w:nsid w:val="5EF05B51"/>
+    <w:multiLevelType w:val="hybridMultilevel"/>
+    <w:tmpl w:val="B2586FB2"/>
+    <w:lvl w:ilvl="0" w:tplc="FFFFFFFF">
+      <w:start w:val="1"/>
+      <w:numFmt w:val="decimal"/>
+      <w:lvlText w:val="%1."/>
+      <w:lvlJc w:val="left"/>
+      <w:pPr>
+        <w:ind w:left="1440" w:hanging="360"/>
+      </w:pPr>
+    </w:lvl>
+    <w:lvl w:ilvl="1" w:tplc="FFFFFFFF" w:tentative="1">
+      <w:start w:val="1"/>
+      <w:numFmt w:val="lowerLetter"/>
+      <w:lvlText w:val="%2."/>
+      <w:lvlJc w:val="left"/>
+      <w:pPr>
+        <w:ind w:left="2160" w:hanging="360"/>
+      </w:pPr>
+    </w:lvl>
+    <w:lvl w:ilvl="2" w:tplc="FFFFFFFF" w:tentative="1">
+      <w:start w:val="1"/>
+      <w:numFmt w:val="lowerRoman"/>
+      <w:lvlText w:val="%3."/>
+      <w:lvlJc w:val="right"/>
+      <w:pPr>
+        <w:ind w:left="2880" w:hanging="180"/>
+      </w:pPr>
+    </w:lvl>
+    <w:lvl w:ilvl="3" w:tplc="FFFFFFFF" w:tentative="1">
+      <w:start w:val="1"/>
+      <w:numFmt w:val="decimal"/>
+      <w:lvlText w:val="%4."/>
+      <w:lvlJc w:val="left"/>
+      <w:pPr>
+        <w:ind w:left="3600" w:hanging="360"/>
+      </w:pPr>
+    </w:lvl>
+    <w:lvl w:ilvl="4" w:tplc="FFFFFFFF" w:tentative="1">
+      <w:start w:val="1"/>
+      <w:numFmt w:val="lowerLetter"/>
+      <w:lvlText w:val="%5."/>
+      <w:lvlJc w:val="left"/>
+      <w:pPr>
+        <w:ind w:left="4320" w:hanging="360"/>
+      </w:pPr>
+    </w:lvl>
+    <w:lvl w:ilvl="5" w:tplc="FFFFFFFF" w:tentative="1">
+      <w:start w:val="1"/>
+      <w:numFmt w:val="lowerRoman"/>
+      <w:lvlText w:val="%6."/>
+      <w:lvlJc w:val="right"/>
+      <w:pPr>
+        <w:ind w:left="5040" w:hanging="180"/>
+      </w:pPr>
+    </w:lvl>
+    <w:lvl w:ilvl="6" w:tplc="FFFFFFFF" w:tentative="1">
+      <w:start w:val="1"/>
+      <w:numFmt w:val="decimal"/>
+      <w:lvlText w:val="%7."/>
+      <w:lvlJc w:val="left"/>
+      <w:pPr>
+        <w:ind w:left="5760" w:hanging="360"/>
+      </w:pPr>
+    </w:lvl>
+    <w:lvl w:ilvl="7" w:tplc="FFFFFFFF" w:tentative="1">
+      <w:start w:val="1"/>
+      <w:numFmt w:val="lowerLetter"/>
+      <w:lvlText w:val="%8."/>
+      <w:lvlJc w:val="left"/>
+      <w:pPr>
+        <w:ind w:left="6480" w:hanging="360"/>
+      </w:pPr>
+    </w:lvl>
+    <w:lvl w:ilvl="8" w:tplc="FFFFFFFF" w:tentative="1">
+      <w:start w:val="1"/>
+      <w:numFmt w:val="lowerRoman"/>
+      <w:lvlText w:val="%9."/>
+      <w:lvlJc w:val="right"/>
+      <w:pPr>
+        <w:ind w:left="7200" w:hanging="180"/>
+      </w:pPr>
+    </w:lvl>
+  </w:abstractNum>
+  <w:abstractNum w:abstractNumId="22" w15:restartNumberingAfterBreak="0">
     <w:nsid w:val="712B3EE3"/>
     <w:multiLevelType w:val="multilevel"/>
     <w:tmpl w:val="A3544C0C"/>
@@ -4798,7 +4609,93 @@
       </w:rPr>
     </w:lvl>
   </w:abstractNum>
-  <w:abstractNum w:abstractNumId="17" w15:restartNumberingAfterBreak="0">
+  <w:abstractNum w:abstractNumId="23" w15:restartNumberingAfterBreak="0">
+    <w:nsid w:val="73502411"/>
+    <w:multiLevelType w:val="hybridMultilevel"/>
+    <w:tmpl w:val="B2586FB2"/>
+    <w:lvl w:ilvl="0" w:tplc="0409000F">
+      <w:start w:val="1"/>
+      <w:numFmt w:val="decimal"/>
+      <w:lvlText w:val="%1."/>
+      <w:lvlJc w:val="left"/>
+      <w:pPr>
+        <w:ind w:left="1440" w:hanging="360"/>
+      </w:pPr>
+    </w:lvl>
+    <w:lvl w:ilvl="1" w:tplc="04090019" w:tentative="1">
+      <w:start w:val="1"/>
+      <w:numFmt w:val="lowerLetter"/>
+      <w:lvlText w:val="%2."/>
+      <w:lvlJc w:val="left"/>
+      <w:pPr>
+        <w:ind w:left="2160" w:hanging="360"/>
+      </w:pPr>
+    </w:lvl>
+    <w:lvl w:ilvl="2" w:tplc="0409001B" w:tentative="1">
+      <w:start w:val="1"/>
+      <w:numFmt w:val="lowerRoman"/>
+      <w:lvlText w:val="%3."/>
+      <w:lvlJc w:val="right"/>
+      <w:pPr>
+        <w:ind w:left="2880" w:hanging="180"/>
+      </w:pPr>
+    </w:lvl>
+    <w:lvl w:ilvl="3" w:tplc="0409000F" w:tentative="1">
+      <w:start w:val="1"/>
+      <w:numFmt w:val="decimal"/>
+      <w:lvlText w:val="%4."/>
+      <w:lvlJc w:val="left"/>
+      <w:pPr>
+        <w:ind w:left="3600" w:hanging="360"/>
+      </w:pPr>
+    </w:lvl>
+    <w:lvl w:ilvl="4" w:tplc="04090019" w:tentative="1">
+      <w:start w:val="1"/>
+      <w:numFmt w:val="lowerLetter"/>
+      <w:lvlText w:val="%5."/>
+      <w:lvlJc w:val="left"/>
+      <w:pPr>
+        <w:ind w:left="4320" w:hanging="360"/>
+      </w:pPr>
+    </w:lvl>
+    <w:lvl w:ilvl="5" w:tplc="0409001B" w:tentative="1">
+      <w:start w:val="1"/>
+      <w:numFmt w:val="lowerRoman"/>
+      <w:lvlText w:val="%6."/>
+      <w:lvlJc w:val="right"/>
+      <w:pPr>
+        <w:ind w:left="5040" w:hanging="180"/>
+      </w:pPr>
+    </w:lvl>
+    <w:lvl w:ilvl="6" w:tplc="0409000F" w:tentative="1">
+      <w:start w:val="1"/>
+      <w:numFmt w:val="decimal"/>
+      <w:lvlText w:val="%7."/>
+      <w:lvlJc w:val="left"/>
+      <w:pPr>
+        <w:ind w:left="5760" w:hanging="360"/>
+      </w:pPr>
+    </w:lvl>
+    <w:lvl w:ilvl="7" w:tplc="04090019" w:tentative="1">
+      <w:start w:val="1"/>
+      <w:numFmt w:val="lowerLetter"/>
+      <w:lvlText w:val="%8."/>
+      <w:lvlJc w:val="left"/>
+      <w:pPr>
+        <w:ind w:left="6480" w:hanging="360"/>
+      </w:pPr>
+    </w:lvl>
+    <w:lvl w:ilvl="8" w:tplc="0409001B" w:tentative="1">
+      <w:start w:val="1"/>
+      <w:numFmt w:val="lowerRoman"/>
+      <w:lvlText w:val="%9."/>
+      <w:lvlJc w:val="right"/>
+      <w:pPr>
+        <w:ind w:left="7200" w:hanging="180"/>
+      </w:pPr>
+    </w:lvl>
+  </w:abstractNum>
+  <w:abstractNum w:abstractNumId="24" w15:restartNumberingAfterBreak="0">
     <w:nsid w:val="74430114"/>
     <w:multiLevelType w:val="hybridMultilevel"/>
     <w:tmpl w:val="A9883F24"/>
@@ -4887,47 +4784,246 @@
       </w:pPr>
     </w:lvl>
   </w:abstractNum>
+  <w:abstractNum w:abstractNumId="25" w15:restartNumberingAfterBreak="0">
+    <w:nsid w:val="74CF6C9A"/>
+    <w:multiLevelType w:val="hybridMultilevel"/>
+    <w:tmpl w:val="2E8AB448"/>
+    <w:lvl w:ilvl="0" w:tplc="0409000F">
+      <w:start w:val="1"/>
+      <w:numFmt w:val="decimal"/>
+      <w:lvlText w:val="%1."/>
+      <w:lvlJc w:val="left"/>
+      <w:pPr>
+        <w:ind w:left="720" w:hanging="360"/>
+      </w:pPr>
+    </w:lvl>
+    <w:lvl w:ilvl="1" w:tplc="04090019" w:tentative="1">
+      <w:start w:val="1"/>
+      <w:numFmt w:val="lowerLetter"/>
+      <w:lvlText w:val="%2."/>
+      <w:lvlJc w:val="left"/>
+      <w:pPr>
+        <w:ind w:left="1440" w:hanging="360"/>
+      </w:pPr>
+    </w:lvl>
+    <w:lvl w:ilvl="2" w:tplc="0409001B" w:tentative="1">
+      <w:start w:val="1"/>
+      <w:numFmt w:val="lowerRoman"/>
+      <w:lvlText w:val="%3."/>
+      <w:lvlJc w:val="right"/>
+      <w:pPr>
+        <w:ind w:left="2160" w:hanging="180"/>
+      </w:pPr>
+    </w:lvl>
+    <w:lvl w:ilvl="3" w:tplc="0409000F" w:tentative="1">
+      <w:start w:val="1"/>
+      <w:numFmt w:val="decimal"/>
+      <w:lvlText w:val="%4."/>
+      <w:lvlJc w:val="left"/>
+      <w:pPr>
+        <w:ind w:left="2880" w:hanging="360"/>
+      </w:pPr>
+    </w:lvl>
+    <w:lvl w:ilvl="4" w:tplc="04090019" w:tentative="1">
+      <w:start w:val="1"/>
+      <w:numFmt w:val="lowerLetter"/>
+      <w:lvlText w:val="%5."/>
+      <w:lvlJc w:val="left"/>
+      <w:pPr>
+        <w:ind w:left="3600" w:hanging="360"/>
+      </w:pPr>
+    </w:lvl>
+    <w:lvl w:ilvl="5" w:tplc="0409001B" w:tentative="1">
+      <w:start w:val="1"/>
+      <w:numFmt w:val="lowerRoman"/>
+      <w:lvlText w:val="%6."/>
+      <w:lvlJc w:val="right"/>
+      <w:pPr>
+        <w:ind w:left="4320" w:hanging="180"/>
+      </w:pPr>
+    </w:lvl>
+    <w:lvl w:ilvl="6" w:tplc="0409000F" w:tentative="1">
+      <w:start w:val="1"/>
+      <w:numFmt w:val="decimal"/>
+      <w:lvlText w:val="%7."/>
+      <w:lvlJc w:val="left"/>
+      <w:pPr>
+        <w:ind w:left="5040" w:hanging="360"/>
+      </w:pPr>
+    </w:lvl>
+    <w:lvl w:ilvl="7" w:tplc="04090019" w:tentative="1">
+      <w:start w:val="1"/>
+      <w:numFmt w:val="lowerLetter"/>
+      <w:lvlText w:val="%8."/>
+      <w:lvlJc w:val="left"/>
+      <w:pPr>
+        <w:ind w:left="5760" w:hanging="360"/>
+      </w:pPr>
+    </w:lvl>
+    <w:lvl w:ilvl="8" w:tplc="0409001B" w:tentative="1">
+      <w:start w:val="1"/>
+      <w:numFmt w:val="lowerRoman"/>
+      <w:lvlText w:val="%9."/>
+      <w:lvlJc w:val="right"/>
+      <w:pPr>
+        <w:ind w:left="6480" w:hanging="180"/>
+      </w:pPr>
+    </w:lvl>
+  </w:abstractNum>
+  <w:abstractNum w:abstractNumId="26" w15:restartNumberingAfterBreak="0">
+    <w:nsid w:val="7F385329"/>
+    <w:multiLevelType w:val="hybridMultilevel"/>
+    <w:tmpl w:val="45961AA4"/>
+    <w:lvl w:ilvl="0" w:tplc="FFFFFFFF">
+      <w:start w:val="1"/>
+      <w:numFmt w:val="bullet"/>
+      <w:lvlText w:val=""/>
+      <w:lvlJc w:val="left"/>
+      <w:pPr>
+        <w:ind w:left="720" w:hanging="360"/>
+      </w:pPr>
+      <w:rPr>
+        <w:rFonts w:ascii="Symbol" w:hAnsi="Symbol" w:hint="default"/>
+      </w:rPr>
+    </w:lvl>
+    <w:lvl w:ilvl="1" w:tplc="04090001">
+      <w:start w:val="1"/>
+      <w:numFmt w:val="bullet"/>
+      <w:lvlText w:val=""/>
+      <w:lvlJc w:val="left"/>
+      <w:pPr>
+        <w:ind w:left="1440" w:hanging="360"/>
+      </w:pPr>
+      <w:rPr>
+        <w:rFonts w:ascii="Symbol" w:hAnsi="Symbol" w:hint="default"/>
+      </w:rPr>
+    </w:lvl>
+    <w:lvl w:ilvl="2" w:tplc="FFFFFFFF" w:tentative="1">
+      <w:start w:val="1"/>
+      <w:numFmt w:val="bullet"/>
+      <w:lvlText w:val=""/>
+      <w:lvlJc w:val="left"/>
+      <w:pPr>
+        <w:ind w:left="2160" w:hanging="360"/>
+      </w:pPr>
+      <w:rPr>
+        <w:rFonts w:ascii="Wingdings" w:hAnsi="Wingdings" w:hint="default"/>
+      </w:rPr>
+    </w:lvl>
+    <w:lvl w:ilvl="3" w:tplc="FFFFFFFF" w:tentative="1">
+      <w:start w:val="1"/>
+      <w:numFmt w:val="bullet"/>
+      <w:lvlText w:val=""/>
+      <w:lvlJc w:val="left"/>
+      <w:pPr>
+        <w:ind w:left="2880" w:hanging="360"/>
+      </w:pPr>
+      <w:rPr>
+        <w:rFonts w:ascii="Symbol" w:hAnsi="Symbol" w:hint="default"/>
+      </w:rPr>
+    </w:lvl>
+    <w:lvl w:ilvl="4" w:tplc="FFFFFFFF" w:tentative="1">
+      <w:start w:val="1"/>
+      <w:numFmt w:val="bullet"/>
+      <w:lvlText w:val="o"/>
+      <w:lvlJc w:val="left"/>
+      <w:pPr>
+        <w:ind w:left="3600" w:hanging="360"/>
+      </w:pPr>
+      <w:rPr>
+        <w:rFonts w:ascii="Courier New" w:hAnsi="Courier New" w:cs="Courier New" w:hint="default"/>
+      </w:rPr>
+    </w:lvl>
+    <w:lvl w:ilvl="5" w:tplc="FFFFFFFF" w:tentative="1">
+      <w:start w:val="1"/>
+      <w:numFmt w:val="bullet"/>
+      <w:lvlText w:val=""/>
+      <w:lvlJc w:val="left"/>
+      <w:pPr>
+        <w:ind w:left="4320" w:hanging="360"/>
+      </w:pPr>
+      <w:rPr>
+        <w:rFonts w:ascii="Wingdings" w:hAnsi="Wingdings" w:hint="default"/>
+      </w:rPr>
+    </w:lvl>
+    <w:lvl w:ilvl="6" w:tplc="FFFFFFFF" w:tentative="1">
+      <w:start w:val="1"/>
+      <w:numFmt w:val="bullet"/>
+      <w:lvlText w:val=""/>
+      <w:lvlJc w:val="left"/>
+      <w:pPr>
+        <w:ind w:left="5040" w:hanging="360"/>
+      </w:pPr>
+      <w:rPr>
+        <w:rFonts w:ascii="Symbol" w:hAnsi="Symbol" w:hint="default"/>
+      </w:rPr>
+    </w:lvl>
+    <w:lvl w:ilvl="7" w:tplc="FFFFFFFF" w:tentative="1">
+      <w:start w:val="1"/>
+      <w:numFmt w:val="bullet"/>
+      <w:lvlText w:val="o"/>
+      <w:lvlJc w:val="left"/>
+      <w:pPr>
+        <w:ind w:left="5760" w:hanging="360"/>
+      </w:pPr>
+      <w:rPr>
+        <w:rFonts w:ascii="Courier New" w:hAnsi="Courier New" w:cs="Courier New" w:hint="default"/>
+      </w:rPr>
+    </w:lvl>
+    <w:lvl w:ilvl="8" w:tplc="FFFFFFFF" w:tentative="1">
+      <w:start w:val="1"/>
+      <w:numFmt w:val="bullet"/>
+      <w:lvlText w:val=""/>
+      <w:lvlJc w:val="left"/>
+      <w:pPr>
+        <w:ind w:left="6480" w:hanging="360"/>
+      </w:pPr>
+      <w:rPr>
+        <w:rFonts w:ascii="Wingdings" w:hAnsi="Wingdings" w:hint="default"/>
+      </w:rPr>
+    </w:lvl>
+  </w:abstractNum>
   <w:num w:numId="1" w16cid:durableId="940143408">
-    <w:abstractNumId w:val="13"/>
+    <w:abstractNumId w:val="18"/>
   </w:num>
   <w:num w:numId="2" w16cid:durableId="844174828">
     <w:abstractNumId w:val="4"/>
   </w:num>
   <w:num w:numId="3" w16cid:durableId="767193881">
-    <w:abstractNumId w:val="14"/>
+    <w:abstractNumId w:val="19"/>
   </w:num>
   <w:num w:numId="4" w16cid:durableId="286812342">
-    <w:abstractNumId w:val="12"/>
+    <w:abstractNumId w:val="16"/>
   </w:num>
   <w:num w:numId="5" w16cid:durableId="1448423419">
     <w:abstractNumId w:val="2"/>
   </w:num>
   <w:num w:numId="6" w16cid:durableId="1081373744">
-    <w:abstractNumId w:val="6"/>
+    <w:abstractNumId w:val="8"/>
   </w:num>
   <w:num w:numId="7" w16cid:durableId="1989746517">
-    <w:abstractNumId w:val="9"/>
+    <w:abstractNumId w:val="12"/>
   </w:num>
   <w:num w:numId="8" w16cid:durableId="1834026189">
-    <w:abstractNumId w:val="16"/>
+    <w:abstractNumId w:val="22"/>
   </w:num>
   <w:num w:numId="9" w16cid:durableId="1081098119">
-    <w:abstractNumId w:val="8"/>
+    <w:abstractNumId w:val="11"/>
   </w:num>
   <w:num w:numId="10" w16cid:durableId="272858700">
-    <w:abstractNumId w:val="17"/>
+    <w:abstractNumId w:val="24"/>
   </w:num>
   <w:num w:numId="11" w16cid:durableId="1282540474">
-    <w:abstractNumId w:val="15"/>
+    <w:abstractNumId w:val="20"/>
   </w:num>
   <w:num w:numId="12" w16cid:durableId="1441873608">
-    <w:abstractNumId w:val="10"/>
+    <w:abstractNumId w:val="13"/>
   </w:num>
   <w:num w:numId="13" w16cid:durableId="1347102057">
     <w:abstractNumId w:val="1"/>
   </w:num>
   <w:num w:numId="14" w16cid:durableId="6369458">
-    <w:abstractNumId w:val="11"/>
+    <w:abstractNumId w:val="15"/>
   </w:num>
   <w:num w:numId="15" w16cid:durableId="1616207237">
     <w:abstractNumId w:val="3"/>
@@ -4936,16 +5032,43 @@
     <w:abstractNumId w:val="0"/>
   </w:num>
   <w:num w:numId="17" w16cid:durableId="1812163755">
+    <w:abstractNumId w:val="6"/>
+  </w:num>
+  <w:num w:numId="18" w16cid:durableId="292290914">
+    <w:abstractNumId w:val="9"/>
+  </w:num>
+  <w:num w:numId="19" w16cid:durableId="528418654">
+    <w:abstractNumId w:val="14"/>
+  </w:num>
+  <w:num w:numId="20" w16cid:durableId="282419729">
+    <w:abstractNumId w:val="25"/>
+  </w:num>
+  <w:num w:numId="21" w16cid:durableId="897401964">
     <w:abstractNumId w:val="5"/>
   </w:num>
-  <w:num w:numId="18" w16cid:durableId="292290914">
+  <w:num w:numId="22" w16cid:durableId="1623030204">
+    <w:abstractNumId w:val="23"/>
+  </w:num>
+  <w:num w:numId="23" w16cid:durableId="19203927">
+    <w:abstractNumId w:val="21"/>
+  </w:num>
+  <w:num w:numId="24" w16cid:durableId="75977753">
     <w:abstractNumId w:val="7"/>
+  </w:num>
+  <w:num w:numId="25" w16cid:durableId="866917453">
+    <w:abstractNumId w:val="10"/>
+  </w:num>
+  <w:num w:numId="26" w16cid:durableId="479729630">
+    <w:abstractNumId w:val="17"/>
+  </w:num>
+  <w:num w:numId="27" w16cid:durableId="248387906">
+    <w:abstractNumId w:val="26"/>
   </w:num>
 </w:numbering>
 </file>
 
 <file path=word/styles.xml><?xml version="1.0" encoding="utf-8"?>
-<w:styles xmlns:mc="http://schemas.openxmlformats.org/markup-compatibility/2006" xmlns:r="http://schemas.openxmlformats.org/officeDocument/2006/relationships" xmlns:w="http://schemas.openxmlformats.org/wordprocessingml/2006/main" xmlns:w14="http://schemas.microsoft.com/office/word/2010/wordml" xmlns:w15="http://schemas.microsoft.com/office/word/2012/wordml" xmlns:w16cex="http://schemas.microsoft.com/office/word/2018/wordml/cex" xmlns:w16cid="http://schemas.microsoft.com/office/word/2016/wordml/cid" xmlns:w16="http://schemas.microsoft.com/office/word/2018/wordml" xmlns:w16du="http://schemas.microsoft.com/office/word/2023/wordml/word16du" xmlns:w16sdtdh="http://schemas.microsoft.com/office/word/2020/wordml/sdtdatahash" xmlns:w16se="http://schemas.microsoft.com/office/word/2015/wordml/symex" mc:Ignorable="w14 w15 w16se w16cid w16 w16cex w16sdtdh w16du">
+<w:styles xmlns:mc="http://schemas.openxmlformats.org/markup-compatibility/2006" xmlns:r="http://schemas.openxmlformats.org/officeDocument/2006/relationships" xmlns:w="http://schemas.openxmlformats.org/wordprocessingml/2006/main" xmlns:w14="http://schemas.microsoft.com/office/word/2010/wordml" xmlns:w15="http://schemas.microsoft.com/office/word/2012/wordml" xmlns:w16cex="http://schemas.microsoft.com/office/word/2018/wordml/cex" xmlns:w16cid="http://schemas.microsoft.com/office/word/2016/wordml/cid" xmlns:w16="http://schemas.microsoft.com/office/word/2018/wordml" xmlns:w16du="http://schemas.microsoft.com/office/word/2023/wordml/word16du" xmlns:w16sdtdh="http://schemas.microsoft.com/office/word/2020/wordml/sdtdatahash" xmlns:w16sdtfl="http://schemas.microsoft.com/office/word/2024/wordml/sdtformatlock" xmlns:w16se="http://schemas.microsoft.com/office/word/2015/wordml/symex" mc:Ignorable="w14 w15 w16se w16cid w16 w16cex w16sdtdh w16sdtfl w16du">
   <w:docDefaults>
     <w:rPrDefault>
       <w:rPr>
@@ -5591,6 +5714,7 @@
   <w:style w:type="character" w:default="1" w:styleId="DefaultParagraphFont">
     <w:name w:val="Default Paragraph Font"/>
     <w:uiPriority w:val="1"/>
+    <w:semiHidden/>
     <w:unhideWhenUsed/>
   </w:style>
   <w:style w:type="table" w:default="1" w:styleId="TableNormal">

--- a/proj/mid-semester-proj.docx
+++ b/proj/mid-semester-proj.docx
@@ -431,7 +431,7 @@
           <w:sz w:val="24"/>
           <w:szCs w:val="24"/>
         </w:rPr>
-        <w:t>For this assignment you will choose a recent VA research contribution, read the paper, and communicate the paper’s contents to a general audience. Please following these guidelines:</w:t>
+        <w:t>For this assignment you will choose a recent VA research contribution, read the paper, and communicate the paper’s contents to a general audience. Please follow these guidelines:</w:t>
       </w:r>
     </w:p>
     <w:p>
@@ -458,7 +458,51 @@
           <w:sz w:val="24"/>
           <w:szCs w:val="24"/>
         </w:rPr>
-        <w:t xml:space="preserve">The paper you chose must be a full paper and must be from 2025. On the IEEE VIS and </w:t>
+        <w:t xml:space="preserve">The paper you chose must be a </w:t>
+      </w:r>
+      <w:r>
+        <w:rPr>
+          <w:rStyle w:val="SubtleEmphasis"/>
+          <w:rFonts w:asciiTheme="minorHAnsi" w:hAnsiTheme="minorHAnsi" w:cstheme="minorHAnsi"/>
+          <w:b/>
+          <w:bCs/>
+          <w:color w:val="0D0D0D" w:themeColor="text1" w:themeTint="F2"/>
+          <w:sz w:val="24"/>
+          <w:szCs w:val="24"/>
+        </w:rPr>
+        <w:t>full paper</w:t>
+      </w:r>
+      <w:r>
+        <w:rPr>
+          <w:rStyle w:val="SubtleEmphasis"/>
+          <w:rFonts w:asciiTheme="minorHAnsi" w:hAnsiTheme="minorHAnsi" w:cstheme="minorHAnsi"/>
+          <w:color w:val="0D0D0D" w:themeColor="text1" w:themeTint="F2"/>
+          <w:sz w:val="24"/>
+          <w:szCs w:val="24"/>
+        </w:rPr>
+        <w:t xml:space="preserve"> and must be </w:t>
+      </w:r>
+      <w:r>
+        <w:rPr>
+          <w:rStyle w:val="SubtleEmphasis"/>
+          <w:rFonts w:asciiTheme="minorHAnsi" w:hAnsiTheme="minorHAnsi" w:cstheme="minorHAnsi"/>
+          <w:b/>
+          <w:bCs/>
+          <w:color w:val="0D0D0D" w:themeColor="text1" w:themeTint="F2"/>
+          <w:sz w:val="24"/>
+          <w:szCs w:val="24"/>
+        </w:rPr>
+        <w:t>from 2025</w:t>
+      </w:r>
+      <w:r>
+        <w:rPr>
+          <w:rStyle w:val="SubtleEmphasis"/>
+          <w:rFonts w:asciiTheme="minorHAnsi" w:hAnsiTheme="minorHAnsi" w:cstheme="minorHAnsi"/>
+          <w:color w:val="0D0D0D" w:themeColor="text1" w:themeTint="F2"/>
+          <w:sz w:val="24"/>
+          <w:szCs w:val="24"/>
+        </w:rPr>
+        <w:t xml:space="preserve">. On the IEEE VIS and </w:t>
       </w:r>
       <w:proofErr w:type="spellStart"/>
       <w:r>
